--- a/CMA_Summaries_B4_Ch13.docx
+++ b/CMA_Summaries_B4_Ch13.docx
@@ -1472,9 +1472,9 @@
       </w:tblPr>
       <w:tblGrid>
         <w:gridCol w:w="1091"/>
-        <w:gridCol w:w="2494"/>
-        <w:gridCol w:w="3559"/>
-        <w:gridCol w:w="2456"/>
+        <w:gridCol w:w="2069"/>
+        <w:gridCol w:w="3914"/>
+        <w:gridCol w:w="2526"/>
       </w:tblGrid>
       <w:tr>
         <w:tc>
@@ -1536,7 +1536,7 @@
         </w:tc>
         <w:tc>
           <w:tcPr>
-            <w:tcW w:type="pct" w:w="1299"/>
+            <w:tcW w:type="pct" w:w="1077"/>
             <w:shd w:fill="353A7C" w:val="clear"/>
             <w:tcMar>
               <w:top w:type="dxa" w:w="50"/>
@@ -1563,7 +1563,7 @@
         </w:tc>
         <w:tc>
           <w:tcPr>
-            <w:tcW w:type="pct" w:w="1854"/>
+            <w:tcW w:type="pct" w:w="2039"/>
             <w:shd w:fill="353A7C" w:val="clear"/>
             <w:tcMar>
               <w:top w:type="dxa" w:w="50"/>
@@ -1590,7 +1590,7 @@
         </w:tc>
         <w:tc>
           <w:tcPr>
-            <w:tcW w:type="pct" w:w="1279"/>
+            <w:tcW w:type="pct" w:w="1316"/>
             <w:shd w:fill="353A7C" w:val="clear"/>
             <w:tcMar>
               <w:top w:type="dxa" w:w="50"/>
@@ -1642,7 +1642,8 @@
         </w:tc>
         <w:tc>
           <w:tcPr>
-            <w:tcW w:type="pct" w:w="1299"/>
+            <w:tcW w:type="pct" w:w="1077"/>
+            <w:shd w:fill="FFFFFF" w:val="clear"/>
             <w:tcMar>
               <w:top w:type="dxa" w:w="50"/>
               <w:left w:type="dxa" w:w="110"/>
@@ -1652,21 +1653,23 @@
           </w:tcPr>
           <w:p>
             <w:pPr>
-              <w:spacing w:before="28" w:after="28"/>
-            </w:pPr>
-            <w:r>
-              <w:rPr>
-                <w:sz w:val="15"/>
-                <w:szCs w:val="15"/>
-              </w:rPr>
-              <w:t xml:space="preserve">Fits rows and columns with a fixed meaning</w:t>
-            </w:r>
-          </w:p>
-        </w:tc>
-        <w:tc>
-          <w:tcPr>
-            <w:tcW w:type="pct" w:w="1854"/>
-            <w:shd w:fill="FFFFFF" w:val="clear"/>
+              <w:spacing w:before="46" w:after="46"/>
+            </w:pPr>
+            <w:r>
+              <w:rPr>
+                <w:b/>
+                <w:bCs/>
+                <w:color w:val="8186EF"/>
+                <w:sz w:val="14"/>
+                <w:szCs w:val="14"/>
+              </w:rPr>
+              <w:t xml:space="preserve">(1)</w:t>
+            </w:r>
+          </w:p>
+        </w:tc>
+        <w:tc>
+          <w:tcPr>
+            <w:tcW w:type="pct" w:w="2039"/>
             <w:tcMar>
               <w:top w:type="dxa" w:w="50"/>
               <w:left w:type="dxa" w:w="110"/>
@@ -1676,23 +1679,20 @@
           </w:tcPr>
           <w:p>
             <w:pPr>
-              <w:spacing w:before="46" w:after="46"/>
-            </w:pPr>
-            <w:r>
-              <w:rPr>
-                <w:b/>
-                <w:bCs/>
-                <w:color w:val="8186EF"/>
-                <w:sz w:val="14"/>
-                <w:szCs w:val="14"/>
-              </w:rPr>
-              <w:t xml:space="preserve">(1)</w:t>
-            </w:r>
-          </w:p>
-        </w:tc>
-        <w:tc>
-          <w:tcPr>
-            <w:tcW w:type="pct" w:w="1279"/>
+              <w:spacing w:before="28" w:after="28"/>
+            </w:pPr>
+            <w:r>
+              <w:rPr>
+                <w:sz w:val="15"/>
+                <w:szCs w:val="15"/>
+              </w:rPr>
+              <w:t xml:space="preserve">The order table of Chapter 10</w:t>
+            </w:r>
+          </w:p>
+        </w:tc>
+        <w:tc>
+          <w:tcPr>
+            <w:tcW w:type="pct" w:w="1316"/>
             <w:tcMar>
               <w:top w:type="dxa" w:w="50"/>
               <w:left w:type="dxa" w:w="110"/>
@@ -1741,7 +1741,7 @@
         </w:tc>
         <w:tc>
           <w:tcPr>
-            <w:tcW w:type="pct" w:w="1299"/>
+            <w:tcW w:type="pct" w:w="1077"/>
             <w:shd w:fill="FBFAF6" w:val="clear"/>
             <w:tcMar>
               <w:top w:type="dxa" w:w="50"/>
@@ -1765,7 +1765,7 @@
         </w:tc>
         <w:tc>
           <w:tcPr>
-            <w:tcW w:type="pct" w:w="1854"/>
+            <w:tcW w:type="pct" w:w="2039"/>
             <w:shd w:fill="FBFAF6" w:val="clear"/>
             <w:tcMar>
               <w:top w:type="dxa" w:w="50"/>
@@ -1789,7 +1789,7 @@
         </w:tc>
         <w:tc>
           <w:tcPr>
-            <w:tcW w:type="pct" w:w="1279"/>
+            <w:tcW w:type="pct" w:w="1316"/>
             <w:shd w:fill="FFFFFF" w:val="clear"/>
             <w:tcMar>
               <w:top w:type="dxa" w:w="50"/>
@@ -1841,7 +1841,7 @@
         </w:tc>
         <w:tc>
           <w:tcPr>
-            <w:tcW w:type="pct" w:w="1299"/>
+            <w:tcW w:type="pct" w:w="1077"/>
             <w:shd w:fill="FFFFFF" w:val="clear"/>
             <w:tcMar>
               <w:top w:type="dxa" w:w="50"/>
@@ -1868,7 +1868,7 @@
         </w:tc>
         <w:tc>
           <w:tcPr>
-            <w:tcW w:type="pct" w:w="1854"/>
+            <w:tcW w:type="pct" w:w="2039"/>
             <w:tcMar>
               <w:top w:type="dxa" w:w="50"/>
               <w:left w:type="dxa" w:w="110"/>
@@ -1891,7 +1891,7 @@
         </w:tc>
         <w:tc>
           <w:tcPr>
-            <w:tcW w:type="pct" w:w="1279"/>
+            <w:tcW w:type="pct" w:w="1316"/>
             <w:tcMar>
               <w:top w:type="dxa" w:w="50"/>
               <w:left w:type="dxa" w:w="110"/>
@@ -1970,7 +1970,7 @@
                 <w:sz w:val="16"/>
                 <w:szCs w:val="16"/>
               </w:rPr>
-              <w:t xml:space="preserve">A supplier's electronic invoice file   ·   No predefined form at all   ·   Readable by machine once the tags are understood   ·   The order table of Chapter 10</w:t>
+              <w:t xml:space="preserve">Queried directly; the easiest to analyse   ·   No predefined form at all   ·   Readable by machine once the tags are understood   ·   Fits rows and columns with a fixed meaning</w:t>
             </w:r>
           </w:p>
         </w:tc>
@@ -2010,7 +2010,14 @@
           <w:sz w:val="19"/>
           <w:szCs w:val="19"/>
         </w:rPr>
-        <w:t xml:space="preserve">Structured data is what: rows and </w:t>
+        <w:t xml:space="preserve">Structured data is what: rows and columns with a fixed meaning, which a query can read directly. </w:t>
+      </w:r>
+      <w:r>
+        <w:rPr>
+          <w:sz w:val="19"/>
+          <w:szCs w:val="19"/>
+        </w:rPr>
+        <w:t xml:space="preserve">It is the </w:t>
       </w:r>
       <w:r>
         <w:rPr>
@@ -2042,7 +2049,7 @@
           <w:sz w:val="19"/>
           <w:szCs w:val="19"/>
         </w:rPr>
-        <w:t xml:space="preserve"> with a fixed meaning, which a query can read </w:t>
+        <w:t xml:space="preserve"> of what a company holds and the </w:t>
       </w:r>
       <w:r>
         <w:rPr>
@@ -2060,7 +2067,7 @@
           <w:sz w:val="19"/>
           <w:szCs w:val="19"/>
         </w:rPr>
-        <w:t xml:space="preserve">           </w:t>
+        <w:t xml:space="preserve">              </w:t>
       </w:r>
       <w:r>
         <w:rPr>
@@ -2074,14 +2081,7 @@
           <w:sz w:val="19"/>
           <w:szCs w:val="19"/>
         </w:rPr>
-        <w:t xml:space="preserve">. </w:t>
-      </w:r>
-      <w:r>
-        <w:rPr>
-          <w:sz w:val="19"/>
-          <w:szCs w:val="19"/>
-        </w:rPr>
-        <w:t xml:space="preserve">It is the </w:t>
+        <w:t xml:space="preserve"> majority of what it </w:t>
       </w:r>
       <w:r>
         <w:rPr>
@@ -2113,7 +2113,14 @@
           <w:sz w:val="19"/>
           <w:szCs w:val="19"/>
         </w:rPr>
-        <w:t xml:space="preserve"> of what a company holds and the </w:t>
+        <w:t xml:space="preserve">, for the simple reason that it is the easiest to use. </w:t>
+      </w:r>
+      <w:r>
+        <w:rPr>
+          <w:sz w:val="19"/>
+          <w:szCs w:val="19"/>
+        </w:rPr>
+        <w:t xml:space="preserve">Unstructured data is the </w:t>
       </w:r>
       <w:r>
         <w:rPr>
@@ -2131,7 +2138,7 @@
           <w:sz w:val="19"/>
           <w:szCs w:val="19"/>
         </w:rPr>
-        <w:t xml:space="preserve">              </w:t>
+        <w:t xml:space="preserve">           </w:t>
       </w:r>
       <w:r>
         <w:rPr>
@@ -2145,14 +2152,14 @@
           <w:sz w:val="19"/>
           <w:szCs w:val="19"/>
         </w:rPr>
-        <w:t xml:space="preserve"> majority of what it analyses, for the simple reason that it is the easiest to use. </w:t>
-      </w:r>
-      <w:r>
-        <w:rPr>
-          <w:sz w:val="19"/>
-          <w:szCs w:val="19"/>
-        </w:rPr>
-        <w:t xml:space="preserve"/>
+        <w:t xml:space="preserve"> and the larger share: emails, photographs, recordings, free text. </w:t>
+      </w:r>
+      <w:r>
+        <w:rPr>
+          <w:sz w:val="19"/>
+          <w:szCs w:val="19"/>
+        </w:rPr>
+        <w:t xml:space="preserve">A </w:t>
       </w:r>
       <w:r>
         <w:rPr>
@@ -2170,7 +2177,7 @@
           <w:sz w:val="19"/>
           <w:szCs w:val="19"/>
         </w:rPr>
-        <w:t xml:space="preserve">              </w:t>
+        <w:t xml:space="preserve">            </w:t>
       </w:r>
       <w:r>
         <w:rPr>
@@ -2184,7 +2191,7 @@
           <w:sz w:val="19"/>
           <w:szCs w:val="19"/>
         </w:rPr>
-        <w:t xml:space="preserve"> data is the opposite and the larger share: emails, </w:t>
+        <w:t xml:space="preserve"> of a damaged pallet contains </w:t>
       </w:r>
       <w:r>
         <w:rPr>
@@ -2216,14 +2223,14 @@
           <w:sz w:val="19"/>
           <w:szCs w:val="19"/>
         </w:rPr>
-        <w:t xml:space="preserve">, recordings, free text. </w:t>
-      </w:r>
-      <w:r>
-        <w:rPr>
-          <w:sz w:val="19"/>
-          <w:szCs w:val="19"/>
-        </w:rPr>
-        <w:t xml:space="preserve">A photograph of a damaged pallet contains </w:t>
+        <w:t xml:space="preserve"> no table holds, and extracting it has until recently needed a person. </w:t>
+      </w:r>
+      <w:r>
+        <w:rPr>
+          <w:sz w:val="19"/>
+          <w:szCs w:val="19"/>
+        </w:rPr>
+        <w:t xml:space="preserve">That is what has </w:t>
       </w:r>
       <w:r>
         <w:rPr>
@@ -2241,7 +2248,7 @@
           <w:sz w:val="19"/>
           <w:szCs w:val="19"/>
         </w:rPr>
-        <w:t xml:space="preserve">             </w:t>
+        <w:t xml:space="preserve">           </w:t>
       </w:r>
       <w:r>
         <w:rPr>
@@ -2255,7 +2262,7 @@
           <w:sz w:val="19"/>
           <w:szCs w:val="19"/>
         </w:rPr>
-        <w:t xml:space="preserve"> no table holds, and </w:t>
+        <w:t xml:space="preserve">, and it is why variety now </w:t>
       </w:r>
       <w:r>
         <w:rPr>
@@ -2273,7 +2280,7 @@
           <w:sz w:val="19"/>
           <w:szCs w:val="19"/>
         </w:rPr>
-        <w:t xml:space="preserve">            </w:t>
+        <w:t xml:space="preserve">           </w:t>
       </w:r>
       <w:r>
         <w:rPr>
@@ -2287,14 +2294,7 @@
           <w:sz w:val="19"/>
           <w:szCs w:val="19"/>
         </w:rPr>
-        <w:t xml:space="preserve"> it has until recently needed a person. </w:t>
-      </w:r>
-      <w:r>
-        <w:rPr>
-          <w:sz w:val="19"/>
-          <w:szCs w:val="19"/>
-        </w:rPr>
-        <w:t xml:space="preserve">That is what has changed, and it is why variety now appears beside volume. </w:t>
+        <w:t xml:space="preserve"> beside volume. </w:t>
       </w:r>
     </w:p>
     <w:tbl>
@@ -2352,7 +2352,7 @@
                 <w:sz w:val="16"/>
                 <w:szCs w:val="16"/>
               </w:rPr>
-              <w:t xml:space="preserve">minority   ·   directly   ·   photographs   ·   overwhelming   ·   columns   ·   information   ·   extracting   ·   majority   ·   Unstructured</w:t>
+              <w:t xml:space="preserve">analyses   ·   overwhelming   ·   information   ·   opposite   ·   minority   ·   changed   ·   appears   ·   contains   ·   photograph</w:t>
             </w:r>
           </w:p>
         </w:tc>
@@ -2371,7 +2371,7 @@
           <w:sz w:val="18"/>
           <w:szCs w:val="18"/>
         </w:rPr>
-        <w:t xml:space="preserve">The words this section uses</w:t>
+        <w:t xml:space="preserve">The English this section uses, and its Arabic</w:t>
       </w:r>
     </w:p>
     <w:p>
@@ -2395,7 +2395,7 @@
       <w:r>
         <w:drawing>
           <wp:inline distT="0" distB="0" distL="0" distR="0">
-            <wp:extent cx="5734050" cy="2874575"/>
+            <wp:extent cx="5734050" cy="1931475"/>
             <wp:effectExtent t="0" r="0" b="0" l="0"/>
             <wp:docPr id="1" name="" descr="" title=""/>
             <wp:cNvGraphicFramePr>
@@ -2420,7 +2420,7 @@
                   <pic:spPr bwMode="auto">
                     <a:xfrm>
                       <a:off x="0" y="0"/>
-                      <a:ext cx="5734050" cy="2874575"/>
+                      <a:ext cx="5734050" cy="1931475"/>
                     </a:xfrm>
                     <a:prstGeom prst="rect">
                       <a:avLst/>
@@ -2488,25 +2488,13 @@
                 <w:sz w:val="16"/>
                 <w:szCs w:val="16"/>
               </w:rPr>
-              <w:t xml:space="preserve">veracity   ·   Structured</w:t>
+              <w:t xml:space="preserve">Big Data   ·   structured data</w:t>
             </w:r>
           </w:p>
         </w:tc>
       </w:tr>
     </w:tbl>
     <w:p/>
-    <w:p>
-      <w:pPr>
-        <w:pageBreakBefore w:val="true"/>
-        <w:spacing w:after="0"/>
-      </w:pPr>
-      <w:r>
-        <w:rPr>
-          <w:sz w:val="2"/>
-        </w:rPr>
-        <w:t xml:space="preserve"> </w:t>
-      </w:r>
-    </w:p>
     <w:tbl>
       <w:tblPr>
         <w:tblW w:type="pct" w:w="100%"/>
@@ -2859,7 +2847,7 @@
                 <w:sz w:val="16"/>
                 <w:szCs w:val="16"/>
               </w:rPr>
-              <w:t xml:space="preserve">The order table of Chapter 10</w:t>
+              <w:t xml:space="preserve">Fits rows and columns with a fixed meaning</w:t>
             </w:r>
           </w:p>
         </w:tc>
@@ -2892,7 +2880,7 @@
                 <w:sz w:val="16"/>
                 <w:szCs w:val="16"/>
               </w:rPr>
-              <w:t xml:space="preserve">overwhelming</w:t>
+              <w:t xml:space="preserve">opposite</w:t>
             </w:r>
           </w:p>
         </w:tc>
@@ -2960,7 +2948,7 @@
                 <w:sz w:val="16"/>
                 <w:szCs w:val="16"/>
               </w:rPr>
-              <w:t xml:space="preserve">Unstructured</w:t>
+              <w:t xml:space="preserve">photograph</w:t>
             </w:r>
           </w:p>
         </w:tc>
@@ -3028,7 +3016,7 @@
                 <w:sz w:val="16"/>
                 <w:szCs w:val="16"/>
               </w:rPr>
-              <w:t xml:space="preserve">photographs</w:t>
+              <w:t xml:space="preserve">information</w:t>
             </w:r>
           </w:p>
         </w:tc>
@@ -3063,7 +3051,7 @@
                 <w:sz w:val="16"/>
                 <w:szCs w:val="16"/>
               </w:rPr>
-              <w:t xml:space="preserve">columns</w:t>
+              <w:t xml:space="preserve">minority</w:t>
             </w:r>
           </w:p>
         </w:tc>
@@ -3096,7 +3084,7 @@
                 <w:sz w:val="16"/>
                 <w:szCs w:val="16"/>
               </w:rPr>
-              <w:t xml:space="preserve">information</w:t>
+              <w:t xml:space="preserve">changed</w:t>
             </w:r>
           </w:p>
         </w:tc>
@@ -3131,7 +3119,7 @@
                 <w:sz w:val="16"/>
                 <w:szCs w:val="16"/>
               </w:rPr>
-              <w:t xml:space="preserve">directly</w:t>
+              <w:t xml:space="preserve">overwhelming</w:t>
             </w:r>
           </w:p>
         </w:tc>
@@ -3164,7 +3152,7 @@
                 <w:sz w:val="16"/>
                 <w:szCs w:val="16"/>
               </w:rPr>
-              <w:t xml:space="preserve">extracting</w:t>
+              <w:t xml:space="preserve">appears</w:t>
             </w:r>
           </w:p>
         </w:tc>
@@ -3199,7 +3187,7 @@
                 <w:sz w:val="16"/>
                 <w:szCs w:val="16"/>
               </w:rPr>
-              <w:t xml:space="preserve">minority</w:t>
+              <w:t xml:space="preserve">analyses</w:t>
             </w:r>
           </w:p>
         </w:tc>
@@ -3232,7 +3220,7 @@
                 <w:sz w:val="16"/>
                 <w:szCs w:val="16"/>
               </w:rPr>
-              <w:t xml:space="preserve">Structured</w:t>
+              <w:t xml:space="preserve">structured data</w:t>
             </w:r>
           </w:p>
         </w:tc>
@@ -4614,7 +4602,7 @@
           <w:sz w:val="19"/>
           <w:szCs w:val="19"/>
         </w:rPr>
-        <w:t xml:space="preserve">The </w:t>
+        <w:t xml:space="preserve">The challenge that defeats most </w:t>
       </w:r>
       <w:r>
         <w:rPr>
@@ -4646,7 +4634,7 @@
           <w:sz w:val="19"/>
           <w:szCs w:val="19"/>
         </w:rPr>
-        <w:t xml:space="preserve"> that defeats most </w:t>
+        <w:t xml:space="preserve">, though, is the </w:t>
       </w:r>
       <w:r>
         <w:rPr>
@@ -4678,7 +4666,7 @@
           <w:sz w:val="19"/>
           <w:szCs w:val="19"/>
         </w:rPr>
-        <w:t xml:space="preserve">, though, is the ordinary one in the fifth row. </w:t>
+        <w:t xml:space="preserve"> one in the fifth row. </w:t>
       </w:r>
       <w:r>
         <w:rPr>
@@ -4743,7 +4731,7 @@
                 <w:sz w:val="16"/>
                 <w:szCs w:val="16"/>
               </w:rPr>
-              <w:t xml:space="preserve">variables   ·   judgement   ·   attention   ·   challenge   ·   worsens   ·   plausibly   ·   projects   ·   connection   ·   producing</w:t>
+              <w:t xml:space="preserve">variables   ·   judgement   ·   attention   ·   projects   ·   worsens   ·   plausibly   ·   ordinary   ·   connection   ·   producing</w:t>
             </w:r>
           </w:p>
         </w:tc>
@@ -4764,9 +4752,9 @@
         </w:tblBorders>
       </w:tblPr>
       <w:tblGrid>
-        <w:gridCol w:w="1604"/>
-        <w:gridCol w:w="3772"/>
-        <w:gridCol w:w="4224"/>
+        <w:gridCol w:w="1642"/>
+        <w:gridCol w:w="3861"/>
+        <w:gridCol w:w="4097"/>
       </w:tblGrid>
       <w:tr>
         <w:tc>
@@ -4801,7 +4789,7 @@
       <w:tr>
         <w:tc>
           <w:tcPr>
-            <w:tcW w:type="pct" w:w="836"/>
+            <w:tcW w:type="pct" w:w="855"/>
             <w:shd w:fill="353A7C" w:val="clear"/>
             <w:tcMar>
               <w:top w:type="dxa" w:w="50"/>
@@ -4828,7 +4816,7 @@
         </w:tc>
         <w:tc>
           <w:tcPr>
-            <w:tcW w:type="pct" w:w="1964"/>
+            <w:tcW w:type="pct" w:w="2011"/>
             <w:shd w:fill="353A7C" w:val="clear"/>
             <w:tcMar>
               <w:top w:type="dxa" w:w="50"/>
@@ -4855,7 +4843,7 @@
         </w:tc>
         <w:tc>
           <w:tcPr>
-            <w:tcW w:type="pct" w:w="2200"/>
+            <w:tcW w:type="pct" w:w="2134"/>
             <w:shd w:fill="353A7C" w:val="clear"/>
             <w:tcMar>
               <w:top w:type="dxa" w:w="50"/>
@@ -4884,7 +4872,7 @@
       <w:tr>
         <w:tc>
           <w:tcPr>
-            <w:tcW w:type="pct" w:w="836"/>
+            <w:tcW w:type="pct" w:w="855"/>
             <w:tcMar>
               <w:top w:type="dxa" w:w="50"/>
               <w:left w:type="dxa" w:w="110"/>
@@ -4907,7 +4895,7 @@
         </w:tc>
         <w:tc>
           <w:tcPr>
-            <w:tcW w:type="pct" w:w="1964"/>
+            <w:tcW w:type="pct" w:w="2011"/>
             <w:tcMar>
               <w:top w:type="dxa" w:w="50"/>
               <w:left w:type="dxa" w:w="110"/>
@@ -4930,7 +4918,7 @@
         </w:tc>
         <w:tc>
           <w:tcPr>
-            <w:tcW w:type="pct" w:w="2200"/>
+            <w:tcW w:type="pct" w:w="2134"/>
             <w:tcMar>
               <w:top w:type="dxa" w:w="50"/>
               <w:left w:type="dxa" w:w="110"/>
@@ -4987,7 +4975,7 @@
       <w:tr>
         <w:tc>
           <w:tcPr>
-            <w:tcW w:type="pct" w:w="836"/>
+            <w:tcW w:type="pct" w:w="855"/>
             <w:shd w:fill="FBFAF6" w:val="clear"/>
             <w:tcMar>
               <w:top w:type="dxa" w:w="50"/>
@@ -5011,7 +4999,7 @@
         </w:tc>
         <w:tc>
           <w:tcPr>
-            <w:tcW w:type="pct" w:w="1964"/>
+            <w:tcW w:type="pct" w:w="2011"/>
             <w:shd w:fill="FBFAF6" w:val="clear"/>
             <w:tcMar>
               <w:top w:type="dxa" w:w="50"/>
@@ -5035,7 +5023,7 @@
         </w:tc>
         <w:tc>
           <w:tcPr>
-            <w:tcW w:type="pct" w:w="2200"/>
+            <w:tcW w:type="pct" w:w="2134"/>
             <w:shd w:fill="FBFAF6" w:val="clear"/>
             <w:tcMar>
               <w:top w:type="dxa" w:w="50"/>
@@ -5093,7 +5081,7 @@
       <w:tr>
         <w:tc>
           <w:tcPr>
-            <w:tcW w:type="pct" w:w="836"/>
+            <w:tcW w:type="pct" w:w="855"/>
             <w:tcMar>
               <w:top w:type="dxa" w:w="50"/>
               <w:left w:type="dxa" w:w="110"/>
@@ -5116,7 +5104,7 @@
         </w:tc>
         <w:tc>
           <w:tcPr>
-            <w:tcW w:type="pct" w:w="1964"/>
+            <w:tcW w:type="pct" w:w="2011"/>
             <w:tcMar>
               <w:top w:type="dxa" w:w="50"/>
               <w:left w:type="dxa" w:w="110"/>
@@ -5139,7 +5127,8 @@
         </w:tc>
         <w:tc>
           <w:tcPr>
-            <w:tcW w:type="pct" w:w="2200"/>
+            <w:tcW w:type="pct" w:w="2134"/>
+            <w:shd w:fill="FFFFFF" w:val="clear"/>
             <w:tcMar>
               <w:top w:type="dxa" w:w="50"/>
               <w:left w:type="dxa" w:w="110"/>
@@ -5149,15 +5138,8 @@
           </w:tcPr>
           <w:p>
             <w:pPr>
-              <w:spacing w:before="28" w:after="28"/>
-            </w:pPr>
-            <w:r>
-              <w:rPr>
-                <w:sz w:val="15"/>
-                <w:szCs w:val="15"/>
-              </w:rPr>
-              <w:t xml:space="preserve"/>
-            </w:r>
+              <w:spacing w:before="46" w:after="46"/>
+            </w:pPr>
             <w:r>
               <w:rPr>
                 <w:b/>
@@ -5166,29 +5148,7 @@
                 <w:sz w:val="14"/>
                 <w:szCs w:val="14"/>
               </w:rPr>
-              <w:t xml:space="preserve"> (11) </w:t>
-            </w:r>
-            <w:r>
-              <w:rPr>
-                <w:u w:val="single"/>
-                <w:sz w:val="15"/>
-                <w:szCs w:val="15"/>
-              </w:rPr>
-              <w:t xml:space="preserve">              </w:t>
-            </w:r>
-            <w:r>
-              <w:rPr>
-                <w:sz w:val="15"/>
-                <w:szCs w:val="15"/>
-              </w:rPr>
-              <w:t xml:space="preserve"> </w:t>
-            </w:r>
-            <w:r>
-              <w:rPr>
-                <w:sz w:val="15"/>
-                <w:szCs w:val="15"/>
-              </w:rPr>
-              <w:t xml:space="preserve">: storage, tools and time add up before any benefit</w:t>
+              <w:t xml:space="preserve">(11)</w:t>
             </w:r>
           </w:p>
         </w:tc>
@@ -5196,7 +5156,7 @@
       <w:tr>
         <w:tc>
           <w:tcPr>
-            <w:tcW w:type="pct" w:w="836"/>
+            <w:tcW w:type="pct" w:w="855"/>
             <w:shd w:fill="FBFAF6" w:val="clear"/>
             <w:tcMar>
               <w:top w:type="dxa" w:w="50"/>
@@ -5220,7 +5180,7 @@
         </w:tc>
         <w:tc>
           <w:tcPr>
-            <w:tcW w:type="pct" w:w="1964"/>
+            <w:tcW w:type="pct" w:w="2011"/>
             <w:shd w:fill="FBFAF6" w:val="clear"/>
             <w:tcMar>
               <w:top w:type="dxa" w:w="50"/>
@@ -5244,7 +5204,7 @@
         </w:tc>
         <w:tc>
           <w:tcPr>
-            <w:tcW w:type="pct" w:w="2200"/>
+            <w:tcW w:type="pct" w:w="2134"/>
             <w:shd w:fill="FBFAF6" w:val="clear"/>
             <w:tcMar>
               <w:top w:type="dxa" w:w="50"/>
@@ -5302,7 +5262,7 @@
       <w:tr>
         <w:tc>
           <w:tcPr>
-            <w:tcW w:type="pct" w:w="836"/>
+            <w:tcW w:type="pct" w:w="855"/>
             <w:tcMar>
               <w:top w:type="dxa" w:w="50"/>
               <w:left w:type="dxa" w:w="110"/>
@@ -5325,7 +5285,7 @@
         </w:tc>
         <w:tc>
           <w:tcPr>
-            <w:tcW w:type="pct" w:w="1964"/>
+            <w:tcW w:type="pct" w:w="2011"/>
             <w:shd w:fill="FFFFFF" w:val="clear"/>
             <w:tcMar>
               <w:top w:type="dxa" w:w="50"/>
@@ -5352,7 +5312,7 @@
         </w:tc>
         <w:tc>
           <w:tcPr>
-            <w:tcW w:type="pct" w:w="2200"/>
+            <w:tcW w:type="pct" w:w="2134"/>
             <w:tcMar>
               <w:top w:type="dxa" w:w="50"/>
               <w:left w:type="dxa" w:w="110"/>
@@ -5377,7 +5337,7 @@
       <w:tr>
         <w:tc>
           <w:tcPr>
-            <w:tcW w:type="pct" w:w="836"/>
+            <w:tcW w:type="pct" w:w="855"/>
             <w:shd w:fill="FBFAF6" w:val="clear"/>
             <w:tcMar>
               <w:top w:type="dxa" w:w="50"/>
@@ -5401,7 +5361,7 @@
         </w:tc>
         <w:tc>
           <w:tcPr>
-            <w:tcW w:type="pct" w:w="1964"/>
+            <w:tcW w:type="pct" w:w="2011"/>
             <w:shd w:fill="FBFAF6" w:val="clear"/>
             <w:tcMar>
               <w:top w:type="dxa" w:w="50"/>
@@ -5425,7 +5385,7 @@
         </w:tc>
         <w:tc>
           <w:tcPr>
-            <w:tcW w:type="pct" w:w="2200"/>
+            <w:tcW w:type="pct" w:w="2134"/>
             <w:shd w:fill="FBFAF6" w:val="clear"/>
             <w:tcMar>
               <w:top w:type="dxa" w:w="50"/>
@@ -5537,7 +5497,7 @@
                 <w:sz w:val="16"/>
                 <w:szCs w:val="16"/>
               </w:rPr>
-              <w:t xml:space="preserve">Skills   ·   Capability competitors cannot quickly copy   ·   Spurious patterns   ·   Privacy and law   ·   Sensor and process data alongside financial data   ·   Cost   ·   Data quality</w:t>
+              <w:t xml:space="preserve">Skills   ·   Capability competitors cannot quickly copy   ·   Spurious patterns   ·   Privacy and law   ·   Sensor and process data alongside financial data   ·   Cost: storage, tools and time add up before any benefit   ·   Data quality</w:t>
             </w:r>
           </w:p>
         </w:tc>
@@ -5674,7 +5634,7 @@
                 <w:sz w:val="16"/>
                 <w:szCs w:val="16"/>
               </w:rPr>
-              <w:t xml:space="preserve">projects</w:t>
+              <w:t xml:space="preserve">ordinary</w:t>
             </w:r>
           </w:p>
         </w:tc>
@@ -5878,7 +5838,7 @@
                 <w:sz w:val="16"/>
                 <w:szCs w:val="16"/>
               </w:rPr>
-              <w:t xml:space="preserve">Cost</w:t>
+              <w:t xml:space="preserve">Cost: storage, tools and time add up before any benefit</w:t>
             </w:r>
           </w:p>
         </w:tc>
@@ -6049,7 +6009,7 @@
                 <w:sz w:val="16"/>
                 <w:szCs w:val="16"/>
               </w:rPr>
-              <w:t xml:space="preserve">challenge</w:t>
+              <w:t xml:space="preserve">projects</w:t>
             </w:r>
           </w:p>
         </w:tc>
@@ -6212,580 +6172,6 @@
         <w:t xml:space="preserve">Fill every gap. Each word list holds one word more than there are gaps.</w:t>
       </w:r>
     </w:p>
-    <w:tbl>
-      <w:tblPr>
-        <w:tblW w:type="pct" w:w="100%"/>
-        <w:tblLayout w:type="fixed"/>
-        <w:tblBorders>
-          <w:top w:val="single" w:color="353A7C" w:sz="6"/>
-          <w:left w:val="single" w:color="353A7C" w:sz="6"/>
-          <w:bottom w:val="single" w:color="353A7C" w:sz="6"/>
-          <w:right w:val="single" w:color="353A7C" w:sz="6"/>
-          <w:insideH w:val="single" w:color="353A7C" w:sz="6"/>
-          <w:insideV w:val="single" w:color="353A7C" w:sz="6"/>
-        </w:tblBorders>
-      </w:tblPr>
-      <w:tblGrid>
-        <w:gridCol w:w="2234"/>
-        <w:gridCol w:w="4224"/>
-        <w:gridCol w:w="3142"/>
-      </w:tblGrid>
-      <w:tr>
-        <w:tc>
-          <w:tcPr>
-            <w:tcW w:type="pct" w:w="5000"/>
-            <w:gridSpan w:val="3"/>
-            <w:shd w:fill="353A7C" w:val="clear"/>
-            <w:tcMar>
-              <w:top w:type="dxa" w:w="60"/>
-              <w:left w:type="dxa" w:w="120"/>
-              <w:bottom w:type="dxa" w:w="60"/>
-              <w:right w:type="dxa" w:w="120"/>
-            </w:tcMar>
-          </w:tcPr>
-          <w:p>
-            <w:pPr>
-              <w:spacing w:before="40" w:after="40"/>
-            </w:pPr>
-            <w:r>
-              <w:rPr>
-                <w:b/>
-                <w:bCs/>
-                <w:color w:val="FFFFFF"/>
-                <w:sz w:val="17"/>
-                <w:szCs w:val="17"/>
-              </w:rPr>
-              <w:t xml:space="preserve">Why data and capability are strategic assets</w:t>
-            </w:r>
-          </w:p>
-        </w:tc>
-      </w:tr>
-      <w:tr>
-        <w:tc>
-          <w:tcPr>
-            <w:tcW w:type="pct" w:w="1163"/>
-            <w:shd w:fill="353A7C" w:val="clear"/>
-            <w:tcMar>
-              <w:top w:type="dxa" w:w="50"/>
-              <w:left w:type="dxa" w:w="110"/>
-              <w:bottom w:type="dxa" w:w="50"/>
-              <w:right w:type="dxa" w:w="110"/>
-            </w:tcMar>
-          </w:tcPr>
-          <w:p>
-            <w:pPr>
-              <w:spacing w:before="30" w:after="30"/>
-            </w:pPr>
-            <w:r>
-              <w:rPr>
-                <w:b/>
-                <w:bCs/>
-                <w:color w:val="FFFFFF"/>
-                <w:sz w:val="15"/>
-                <w:szCs w:val="15"/>
-              </w:rPr>
-              <w:t xml:space="preserve">Why data is a strategic asset (F.4.e)</w:t>
-            </w:r>
-          </w:p>
-        </w:tc>
-        <w:tc>
-          <w:tcPr>
-            <w:tcW w:type="pct" w:w="2200"/>
-            <w:shd w:fill="353A7C" w:val="clear"/>
-            <w:tcMar>
-              <w:top w:type="dxa" w:w="50"/>
-              <w:left w:type="dxa" w:w="110"/>
-              <w:bottom w:type="dxa" w:w="50"/>
-              <w:right w:type="dxa" w:w="110"/>
-            </w:tcMar>
-          </w:tcPr>
-          <w:p>
-            <w:pPr>
-              <w:spacing w:before="30" w:after="30"/>
-            </w:pPr>
-            <w:r>
-              <w:rPr>
-                <w:b/>
-                <w:bCs/>
-                <w:color w:val="FFFFFF"/>
-                <w:sz w:val="15"/>
-                <w:szCs w:val="15"/>
-              </w:rPr>
-              <w:t xml:space="preserve">What it means</w:t>
-            </w:r>
-          </w:p>
-        </w:tc>
-        <w:tc>
-          <w:tcPr>
-            <w:tcW w:type="pct" w:w="1637"/>
-            <w:shd w:fill="353A7C" w:val="clear"/>
-            <w:tcMar>
-              <w:top w:type="dxa" w:w="50"/>
-              <w:left w:type="dxa" w:w="110"/>
-              <w:bottom w:type="dxa" w:w="50"/>
-              <w:right w:type="dxa" w:w="110"/>
-            </w:tcMar>
-          </w:tcPr>
-          <w:p>
-            <w:pPr>
-              <w:spacing w:before="30" w:after="30"/>
-            </w:pPr>
-            <w:r>
-              <w:rPr>
-                <w:b/>
-                <w:bCs/>
-                <w:color w:val="FFFFFF"/>
-                <w:sz w:val="15"/>
-                <w:szCs w:val="15"/>
-              </w:rPr>
-              <w:t xml:space="preserve">At Orontes</w:t>
-            </w:r>
-          </w:p>
-        </w:tc>
-      </w:tr>
-      <w:tr>
-        <w:tc>
-          <w:tcPr>
-            <w:tcW w:type="pct" w:w="1163"/>
-            <w:tcMar>
-              <w:top w:type="dxa" w:w="50"/>
-              <w:left w:type="dxa" w:w="110"/>
-              <w:bottom w:type="dxa" w:w="50"/>
-              <w:right w:type="dxa" w:w="110"/>
-            </w:tcMar>
-          </w:tcPr>
-          <w:p>
-            <w:pPr>
-              <w:spacing w:before="28" w:after="28"/>
-            </w:pPr>
-            <w:r>
-              <w:rPr>
-                <w:sz w:val="15"/>
-                <w:szCs w:val="15"/>
-              </w:rPr>
-              <w:t xml:space="preserve">It is hard to copy</w:t>
-            </w:r>
-          </w:p>
-        </w:tc>
-        <w:tc>
-          <w:tcPr>
-            <w:tcW w:type="pct" w:w="2200"/>
-            <w:tcMar>
-              <w:top w:type="dxa" w:w="50"/>
-              <w:left w:type="dxa" w:w="110"/>
-              <w:bottom w:type="dxa" w:w="50"/>
-              <w:right w:type="dxa" w:w="110"/>
-            </w:tcMar>
-          </w:tcPr>
-          <w:p>
-            <w:pPr>
-              <w:spacing w:before="28" w:after="28"/>
-            </w:pPr>
-            <w:r>
-              <w:rPr>
-                <w:sz w:val="15"/>
-                <w:szCs w:val="15"/>
-              </w:rPr>
-              <w:t xml:space="preserve">A competitor can buy the same software but not your history</w:t>
-            </w:r>
-          </w:p>
-        </w:tc>
-        <w:tc>
-          <w:tcPr>
-            <w:tcW w:type="pct" w:w="1637"/>
-            <w:shd w:fill="FFFFFF" w:val="clear"/>
-            <w:tcMar>
-              <w:top w:type="dxa" w:w="50"/>
-              <w:left w:type="dxa" w:w="110"/>
-              <w:bottom w:type="dxa" w:w="50"/>
-              <w:right w:type="dxa" w:w="110"/>
-            </w:tcMar>
-          </w:tcPr>
-          <w:p>
-            <w:pPr>
-              <w:spacing w:before="46" w:after="46"/>
-            </w:pPr>
-            <w:r>
-              <w:rPr>
-                <w:b/>
-                <w:bCs/>
-                <w:color w:val="8186EF"/>
-                <w:sz w:val="14"/>
-                <w:szCs w:val="14"/>
-              </w:rPr>
-              <w:t xml:space="preserve">(1)</w:t>
-            </w:r>
-          </w:p>
-        </w:tc>
-      </w:tr>
-      <w:tr>
-        <w:tc>
-          <w:tcPr>
-            <w:tcW w:type="pct" w:w="1163"/>
-            <w:shd w:fill="FBFAF6" w:val="clear"/>
-            <w:tcMar>
-              <w:top w:type="dxa" w:w="50"/>
-              <w:left w:type="dxa" w:w="110"/>
-              <w:bottom w:type="dxa" w:w="50"/>
-              <w:right w:type="dxa" w:w="110"/>
-            </w:tcMar>
-          </w:tcPr>
-          <w:p>
-            <w:pPr>
-              <w:spacing w:before="28" w:after="28"/>
-            </w:pPr>
-            <w:r>
-              <w:rPr>
-                <w:sz w:val="15"/>
-                <w:szCs w:val="15"/>
-              </w:rPr>
-              <w:t xml:space="preserve">It compounds</w:t>
-            </w:r>
-          </w:p>
-        </w:tc>
-        <w:tc>
-          <w:tcPr>
-            <w:tcW w:type="pct" w:w="2200"/>
-            <w:shd w:fill="FFFFFF" w:val="clear"/>
-            <w:tcMar>
-              <w:top w:type="dxa" w:w="50"/>
-              <w:left w:type="dxa" w:w="110"/>
-              <w:bottom w:type="dxa" w:w="50"/>
-              <w:right w:type="dxa" w:w="110"/>
-            </w:tcMar>
-          </w:tcPr>
-          <w:p>
-            <w:pPr>
-              <w:spacing w:before="46" w:after="46"/>
-            </w:pPr>
-            <w:r>
-              <w:rPr>
-                <w:b/>
-                <w:bCs/>
-                <w:color w:val="8186EF"/>
-                <w:sz w:val="14"/>
-                <w:szCs w:val="14"/>
-              </w:rPr>
-              <w:t xml:space="preserve">(2)</w:t>
-            </w:r>
-          </w:p>
-        </w:tc>
-        <w:tc>
-          <w:tcPr>
-            <w:tcW w:type="pct" w:w="1637"/>
-            <w:shd w:fill="FBFAF6" w:val="clear"/>
-            <w:tcMar>
-              <w:top w:type="dxa" w:w="50"/>
-              <w:left w:type="dxa" w:w="110"/>
-              <w:bottom w:type="dxa" w:w="50"/>
-              <w:right w:type="dxa" w:w="110"/>
-            </w:tcMar>
-          </w:tcPr>
-          <w:p>
-            <w:pPr>
-              <w:spacing w:before="28" w:after="28"/>
-            </w:pPr>
-            <w:r>
-              <w:rPr>
-                <w:sz w:val="15"/>
-                <w:szCs w:val="15"/>
-              </w:rPr>
-              <w:t xml:space="preserve">Seasonality is clearer with three years than with one</w:t>
-            </w:r>
-          </w:p>
-        </w:tc>
-      </w:tr>
-      <w:tr>
-        <w:tc>
-          <w:tcPr>
-            <w:tcW w:type="pct" w:w="1163"/>
-            <w:tcMar>
-              <w:top w:type="dxa" w:w="50"/>
-              <w:left w:type="dxa" w:w="110"/>
-              <w:bottom w:type="dxa" w:w="50"/>
-              <w:right w:type="dxa" w:w="110"/>
-            </w:tcMar>
-          </w:tcPr>
-          <w:p>
-            <w:pPr>
-              <w:spacing w:before="28" w:after="28"/>
-            </w:pPr>
-            <w:r>
-              <w:rPr>
-                <w:sz w:val="15"/>
-                <w:szCs w:val="15"/>
-              </w:rPr>
-              <w:t xml:space="preserve">It is specific to you</w:t>
-            </w:r>
-          </w:p>
-        </w:tc>
-        <w:tc>
-          <w:tcPr>
-            <w:tcW w:type="pct" w:w="2200"/>
-            <w:tcMar>
-              <w:top w:type="dxa" w:w="50"/>
-              <w:left w:type="dxa" w:w="110"/>
-              <w:bottom w:type="dxa" w:w="50"/>
-              <w:right w:type="dxa" w:w="110"/>
-            </w:tcMar>
-          </w:tcPr>
-          <w:p>
-            <w:pPr>
-              <w:spacing w:before="28" w:after="28"/>
-            </w:pPr>
-            <w:r>
-              <w:rPr>
-                <w:sz w:val="15"/>
-                <w:szCs w:val="15"/>
-              </w:rPr>
-              <w:t xml:space="preserve">Your data describes your customers and your processes</w:t>
-            </w:r>
-          </w:p>
-        </w:tc>
-        <w:tc>
-          <w:tcPr>
-            <w:tcW w:type="pct" w:w="1637"/>
-            <w:shd w:fill="FFFFFF" w:val="clear"/>
-            <w:tcMar>
-              <w:top w:type="dxa" w:w="50"/>
-              <w:left w:type="dxa" w:w="110"/>
-              <w:bottom w:type="dxa" w:w="50"/>
-              <w:right w:type="dxa" w:w="110"/>
-            </w:tcMar>
-          </w:tcPr>
-          <w:p>
-            <w:pPr>
-              <w:spacing w:before="46" w:after="46"/>
-            </w:pPr>
-            <w:r>
-              <w:rPr>
-                <w:b/>
-                <w:bCs/>
-                <w:color w:val="8186EF"/>
-                <w:sz w:val="14"/>
-                <w:szCs w:val="14"/>
-              </w:rPr>
-              <w:t xml:space="preserve">(3)</w:t>
-            </w:r>
-          </w:p>
-        </w:tc>
-      </w:tr>
-      <w:tr>
-        <w:tc>
-          <w:tcPr>
-            <w:tcW w:type="pct" w:w="1163"/>
-            <w:shd w:fill="FBFAF6" w:val="clear"/>
-            <w:tcMar>
-              <w:top w:type="dxa" w:w="50"/>
-              <w:left w:type="dxa" w:w="110"/>
-              <w:bottom w:type="dxa" w:w="50"/>
-              <w:right w:type="dxa" w:w="110"/>
-            </w:tcMar>
-          </w:tcPr>
-          <w:p>
-            <w:pPr>
-              <w:spacing w:before="28" w:after="28"/>
-            </w:pPr>
-            <w:r>
-              <w:rPr>
-                <w:sz w:val="15"/>
-                <w:szCs w:val="15"/>
-              </w:rPr>
-              <w:t xml:space="preserve">The capability matters more</w:t>
-            </w:r>
-          </w:p>
-        </w:tc>
-        <w:tc>
-          <w:tcPr>
-            <w:tcW w:type="pct" w:w="2200"/>
-            <w:shd w:fill="FBFAF6" w:val="clear"/>
-            <w:tcMar>
-              <w:top w:type="dxa" w:w="50"/>
-              <w:left w:type="dxa" w:w="110"/>
-              <w:bottom w:type="dxa" w:w="50"/>
-              <w:right w:type="dxa" w:w="110"/>
-            </w:tcMar>
-          </w:tcPr>
-          <w:p>
-            <w:pPr>
-              <w:spacing w:before="28" w:after="28"/>
-            </w:pPr>
-            <w:r>
-              <w:rPr>
-                <w:sz w:val="15"/>
-                <w:szCs w:val="15"/>
-              </w:rPr>
-              <w:t xml:space="preserve">Data without people who can use it earns nothing</w:t>
-            </w:r>
-          </w:p>
-        </w:tc>
-        <w:tc>
-          <w:tcPr>
-            <w:tcW w:type="pct" w:w="1637"/>
-            <w:shd w:fill="FFFFFF" w:val="clear"/>
-            <w:tcMar>
-              <w:top w:type="dxa" w:w="50"/>
-              <w:left w:type="dxa" w:w="110"/>
-              <w:bottom w:type="dxa" w:w="50"/>
-              <w:right w:type="dxa" w:w="110"/>
-            </w:tcMar>
-          </w:tcPr>
-          <w:p>
-            <w:pPr>
-              <w:spacing w:before="46" w:after="46"/>
-            </w:pPr>
-            <w:r>
-              <w:rPr>
-                <w:b/>
-                <w:bCs/>
-                <w:color w:val="8186EF"/>
-                <w:sz w:val="14"/>
-                <w:szCs w:val="14"/>
-              </w:rPr>
-              <w:t xml:space="preserve">(4)</w:t>
-            </w:r>
-          </w:p>
-        </w:tc>
-      </w:tr>
-      <w:tr>
-        <w:tc>
-          <w:tcPr>
-            <w:tcW w:type="pct" w:w="1163"/>
-            <w:tcMar>
-              <w:top w:type="dxa" w:w="50"/>
-              <w:left w:type="dxa" w:w="110"/>
-              <w:bottom w:type="dxa" w:w="50"/>
-              <w:right w:type="dxa" w:w="110"/>
-            </w:tcMar>
-          </w:tcPr>
-          <w:p>
-            <w:pPr>
-              <w:spacing w:before="28" w:after="28"/>
-            </w:pPr>
-            <w:r>
-              <w:rPr>
-                <w:sz w:val="15"/>
-                <w:szCs w:val="15"/>
-              </w:rPr>
-              <w:t xml:space="preserve">It enables, not decides</w:t>
-            </w:r>
-          </w:p>
-        </w:tc>
-        <w:tc>
-          <w:tcPr>
-            <w:tcW w:type="pct" w:w="2200"/>
-            <w:tcMar>
-              <w:top w:type="dxa" w:w="50"/>
-              <w:left w:type="dxa" w:w="110"/>
-              <w:bottom w:type="dxa" w:w="50"/>
-              <w:right w:type="dxa" w:w="110"/>
-            </w:tcMar>
-          </w:tcPr>
-          <w:p>
-            <w:pPr>
-              <w:spacing w:before="28" w:after="28"/>
-            </w:pPr>
-            <w:r>
-              <w:rPr>
-                <w:sz w:val="15"/>
-                <w:szCs w:val="15"/>
-              </w:rPr>
-              <w:t xml:space="preserve">It improves the odds; management still chooses</w:t>
-            </w:r>
-          </w:p>
-        </w:tc>
-        <w:tc>
-          <w:tcPr>
-            <w:tcW w:type="pct" w:w="1637"/>
-            <w:shd w:fill="FFFFFF" w:val="clear"/>
-            <w:tcMar>
-              <w:top w:type="dxa" w:w="50"/>
-              <w:left w:type="dxa" w:w="110"/>
-              <w:bottom w:type="dxa" w:w="50"/>
-              <w:right w:type="dxa" w:w="110"/>
-            </w:tcMar>
-          </w:tcPr>
-          <w:p>
-            <w:pPr>
-              <w:spacing w:before="46" w:after="46"/>
-            </w:pPr>
-            <w:r>
-              <w:rPr>
-                <w:b/>
-                <w:bCs/>
-                <w:color w:val="8186EF"/>
-                <w:sz w:val="14"/>
-                <w:szCs w:val="14"/>
-              </w:rPr>
-              <w:t xml:space="preserve">(5)</w:t>
-            </w:r>
-          </w:p>
-        </w:tc>
-      </w:tr>
-    </w:tbl>
-    <w:p/>
-    <w:tbl>
-      <w:tblPr>
-        <w:tblW w:type="pct" w:w="100%"/>
-        <w:tblLayout w:type="fixed"/>
-        <w:tblBorders>
-          <w:top w:val="single" w:color="FBFAF6" w:sz="4"/>
-          <w:left w:val="single" w:color="FBFAF6" w:sz="4"/>
-          <w:bottom w:val="single" w:color="FBFAF6" w:sz="4"/>
-          <w:right w:val="single" w:color="FBFAF6" w:sz="4"/>
-          <w:insideH w:val="single" w:color="FBFAF6" w:sz="4"/>
-          <w:insideV w:val="single" w:color="FBFAF6" w:sz="4"/>
-        </w:tblBorders>
-      </w:tblPr>
-      <w:tblGrid>
-        <w:gridCol w:w="9600"/>
-      </w:tblGrid>
-      <w:tr>
-        <w:tc>
-          <w:tcPr>
-            <w:tcW w:type="pct" w:w="5000"/>
-            <w:shd w:fill="FBFAF6" w:val="clear"/>
-            <w:tcMar>
-              <w:top w:type="dxa" w:w="40"/>
-              <w:left w:type="dxa" w:w="100"/>
-              <w:bottom w:type="dxa" w:w="40"/>
-              <w:right w:type="dxa" w:w="100"/>
-            </w:tcMar>
-          </w:tcPr>
-          <w:p>
-            <w:pPr>
-              <w:spacing w:before="18" w:after="6"/>
-            </w:pPr>
-            <w:r>
-              <w:rPr>
-                <w:b/>
-                <w:bCs/>
-                <w:color w:val="6B7280"/>
-                <w:sz w:val="14"/>
-                <w:szCs w:val="14"/>
-              </w:rPr>
-              <w:t xml:space="preserve">word list</w:t>
-            </w:r>
-          </w:p>
-          <w:p>
-            <w:pPr>
-              <w:spacing w:before="0" w:after="18"/>
-            </w:pPr>
-            <w:r>
-              <w:rPr>
-                <w:b/>
-                <w:bCs/>
-                <w:color w:val="353A7C"/>
-                <w:sz w:val="16"/>
-                <w:szCs w:val="16"/>
-              </w:rPr>
-              <w:t xml:space="preserve">The Gulf decision of Book 3 remains a judgement   ·   Each year of data makes the next analysis better   ·   Three years of Gulf order patterns   ·   The analyst who knows which question to ask   ·   Data without people who can use it earns nothing   ·   Nobody else holds the Orontes plant records</w:t>
-            </w:r>
-          </w:p>
-        </w:tc>
-      </w:tr>
-    </w:tbl>
-    <w:p/>
     <w:p>
       <w:pPr>
         <w:spacing w:before="44" w:after="14"/>
@@ -6806,7 +6192,7 @@
           <w:sz w:val="16"/>
           <w:szCs w:val="16"/>
         </w:rPr>
-        <w:t xml:space="preserve">      gaps 6–13</w:t>
+        <w:t xml:space="preserve">      gaps 1–8</w:t>
       </w:r>
     </w:p>
     <w:p>
@@ -6829,7 +6215,7 @@
           <w:sz w:val="15"/>
           <w:szCs w:val="15"/>
         </w:rPr>
-        <w:t xml:space="preserve"> (6) </w:t>
+        <w:t xml:space="preserve"> (1) </w:t>
       </w:r>
       <w:r>
         <w:rPr>
@@ -6861,7 +6247,7 @@
           <w:sz w:val="15"/>
           <w:szCs w:val="15"/>
         </w:rPr>
-        <w:t xml:space="preserve"> (7) </w:t>
+        <w:t xml:space="preserve"> (2) </w:t>
       </w:r>
       <w:r>
         <w:rPr>
@@ -6900,7 +6286,7 @@
           <w:sz w:val="15"/>
           <w:szCs w:val="15"/>
         </w:rPr>
-        <w:t xml:space="preserve"> (8) </w:t>
+        <w:t xml:space="preserve"> (3) </w:t>
       </w:r>
       <w:r>
         <w:rPr>
@@ -6932,7 +6318,7 @@
           <w:sz w:val="15"/>
           <w:szCs w:val="15"/>
         </w:rPr>
-        <w:t xml:space="preserve"> (9) </w:t>
+        <w:t xml:space="preserve"> (4) </w:t>
       </w:r>
       <w:r>
         <w:rPr>
@@ -6971,7 +6357,7 @@
           <w:sz w:val="15"/>
           <w:szCs w:val="15"/>
         </w:rPr>
-        <w:t xml:space="preserve"> (10) </w:t>
+        <w:t xml:space="preserve"> (5) </w:t>
       </w:r>
       <w:r>
         <w:rPr>
@@ -7003,7 +6389,7 @@
           <w:sz w:val="15"/>
           <w:szCs w:val="15"/>
         </w:rPr>
-        <w:t xml:space="preserve"> (11) </w:t>
+        <w:t xml:space="preserve"> (6) </w:t>
       </w:r>
       <w:r>
         <w:rPr>
@@ -7042,7 +6428,7 @@
           <w:sz w:val="15"/>
           <w:szCs w:val="15"/>
         </w:rPr>
-        <w:t xml:space="preserve"> (12) </w:t>
+        <w:t xml:space="preserve"> (7) </w:t>
       </w:r>
       <w:r>
         <w:rPr>
@@ -7081,7 +6467,7 @@
           <w:sz w:val="15"/>
           <w:szCs w:val="15"/>
         </w:rPr>
-        <w:t xml:space="preserve"> (13) </w:t>
+        <w:t xml:space="preserve"> (8) </w:t>
       </w:r>
       <w:r>
         <w:rPr>
@@ -7168,7 +6554,7 @@
                 <w:sz w:val="16"/>
                 <w:szCs w:val="16"/>
               </w:rPr>
-              <w:t xml:space="preserve">argument   ·   question   ·   principle   ·   improves   ·   fourth   ·   capability   ·   qualification   ·   similar   ·   competitor</w:t>
+              <w:t xml:space="preserve">expansion   ·   principle   ·   qualification   ·   competitor   ·   improves   ·   argument   ·   fourth   ·   question   ·   capability</w:t>
             </w:r>
           </w:p>
         </w:tc>
@@ -7177,18 +6563,6 @@
     <w:p/>
     <w:p>
       <w:pPr>
-        <w:pageBreakBefore w:val="true"/>
-        <w:spacing w:after="0"/>
-      </w:pPr>
-      <w:r>
-        <w:rPr>
-          <w:sz w:val="2"/>
-        </w:rPr>
-        <w:t xml:space="preserve"> </w:t>
-      </w:r>
-    </w:p>
-    <w:p>
-      <w:pPr>
         <w:spacing w:before="44" w:after="10"/>
       </w:pPr>
       <w:r>
@@ -7212,7 +6586,7 @@
           <w:sz w:val="15"/>
           <w:szCs w:val="15"/>
         </w:rPr>
-        <w:t xml:space="preserve">Each term sits against what it means.</w:t>
+        <w:t xml:space="preserve">Each term sits against what it means, and an instance of it.</w:t>
       </w:r>
     </w:p>
     <w:p>
@@ -7223,7 +6597,7 @@
       <w:r>
         <w:drawing>
           <wp:inline distT="0" distB="0" distL="0" distR="0">
-            <wp:extent cx="5734050" cy="3063200"/>
+            <wp:extent cx="5734050" cy="3417800"/>
             <wp:effectExtent t="0" r="0" b="0" l="0"/>
             <wp:docPr id="1" name="" descr="" title=""/>
             <wp:cNvGraphicFramePr>
@@ -7248,7 +6622,7 @@
                   <pic:spPr bwMode="auto">
                     <a:xfrm>
                       <a:off x="0" y="0"/>
-                      <a:ext cx="5734050" cy="3063200"/>
+                      <a:ext cx="5734050" cy="3417800"/>
                     </a:xfrm>
                     <a:prstGeom prst="rect">
                       <a:avLst/>
@@ -7316,7 +6690,7 @@
                 <w:sz w:val="16"/>
                 <w:szCs w:val="16"/>
               </w:rPr>
-              <w:t xml:space="preserve">unstructured data   ·   It enables, not decides   ·   It compounds</w:t>
+              <w:t xml:space="preserve">structured data   ·   It enables, not decides   ·   It compounds</w:t>
             </w:r>
           </w:p>
         </w:tc>
@@ -7573,7 +6947,7 @@
                 <w:sz w:val="16"/>
                 <w:szCs w:val="16"/>
               </w:rPr>
-              <w:t xml:space="preserve">Three years of Gulf order patterns</w:t>
+              <w:t xml:space="preserve">fourth</w:t>
             </w:r>
           </w:p>
         </w:tc>
@@ -7599,14 +6973,14 @@
                 <w:sz w:val="16"/>
                 <w:szCs w:val="16"/>
               </w:rPr>
-              <w:t xml:space="preserve">9  </w:t>
-            </w:r>
-            <w:r>
-              <w:rPr>
-                <w:sz w:val="16"/>
-                <w:szCs w:val="16"/>
-              </w:rPr>
-              <w:t xml:space="preserve">principle</w:t>
+              <w:t xml:space="preserve">6  </w:t>
+            </w:r>
+            <w:r>
+              <w:rPr>
+                <w:sz w:val="16"/>
+                <w:szCs w:val="16"/>
+              </w:rPr>
+              <w:t xml:space="preserve">question</w:t>
             </w:r>
           </w:p>
         </w:tc>
@@ -7641,7 +7015,7 @@
                 <w:sz w:val="16"/>
                 <w:szCs w:val="16"/>
               </w:rPr>
-              <w:t xml:space="preserve">Each year of data makes the next analysis better</w:t>
+              <w:t xml:space="preserve">argument</w:t>
             </w:r>
           </w:p>
         </w:tc>
@@ -7667,14 +7041,14 @@
                 <w:sz w:val="16"/>
                 <w:szCs w:val="16"/>
               </w:rPr>
-              <w:t xml:space="preserve">10  </w:t>
-            </w:r>
-            <w:r>
-              <w:rPr>
-                <w:sz w:val="16"/>
-                <w:szCs w:val="16"/>
-              </w:rPr>
-              <w:t xml:space="preserve">capability</w:t>
+              <w:t xml:space="preserve">7  </w:t>
+            </w:r>
+            <w:r>
+              <w:rPr>
+                <w:sz w:val="16"/>
+                <w:szCs w:val="16"/>
+              </w:rPr>
+              <w:t xml:space="preserve">qualification</w:t>
             </w:r>
           </w:p>
         </w:tc>
@@ -7709,7 +7083,7 @@
                 <w:sz w:val="16"/>
                 <w:szCs w:val="16"/>
               </w:rPr>
-              <w:t xml:space="preserve">Nobody else holds the Orontes plant records</w:t>
+              <w:t xml:space="preserve">competitor</w:t>
             </w:r>
           </w:p>
         </w:tc>
@@ -7735,14 +7109,14 @@
                 <w:sz w:val="16"/>
                 <w:szCs w:val="16"/>
               </w:rPr>
-              <w:t xml:space="preserve">11  </w:t>
-            </w:r>
-            <w:r>
-              <w:rPr>
-                <w:sz w:val="16"/>
-                <w:szCs w:val="16"/>
-              </w:rPr>
-              <w:t xml:space="preserve">question</w:t>
+              <w:t xml:space="preserve">8  </w:t>
+            </w:r>
+            <w:r>
+              <w:rPr>
+                <w:sz w:val="16"/>
+                <w:szCs w:val="16"/>
+              </w:rPr>
+              <w:t xml:space="preserve">improves</w:t>
             </w:r>
           </w:p>
         </w:tc>
@@ -7777,7 +7151,7 @@
                 <w:sz w:val="16"/>
                 <w:szCs w:val="16"/>
               </w:rPr>
-              <w:t xml:space="preserve">The analyst who knows which question to ask</w:t>
+              <w:t xml:space="preserve">principle</w:t>
             </w:r>
           </w:p>
         </w:tc>
@@ -7803,14 +7177,14 @@
                 <w:sz w:val="16"/>
                 <w:szCs w:val="16"/>
               </w:rPr>
-              <w:t xml:space="preserve">12  </w:t>
-            </w:r>
-            <w:r>
-              <w:rPr>
-                <w:sz w:val="16"/>
-                <w:szCs w:val="16"/>
-              </w:rPr>
-              <w:t xml:space="preserve">qualification</w:t>
+              <w:t xml:space="preserve">9  </w:t>
+            </w:r>
+            <w:r>
+              <w:rPr>
+                <w:sz w:val="16"/>
+                <w:szCs w:val="16"/>
+              </w:rPr>
+              <w:t xml:space="preserve">It compounds</w:t>
             </w:r>
           </w:p>
         </w:tc>
@@ -7845,7 +7219,7 @@
                 <w:sz w:val="16"/>
                 <w:szCs w:val="16"/>
               </w:rPr>
-              <w:t xml:space="preserve">The Gulf decision of Book 3 remains a judgement</w:t>
+              <w:t xml:space="preserve">capability</w:t>
             </w:r>
           </w:p>
         </w:tc>
@@ -7871,143 +7245,7 @@
                 <w:sz w:val="16"/>
                 <w:szCs w:val="16"/>
               </w:rPr>
-              <w:t xml:space="preserve">13  </w:t>
-            </w:r>
-            <w:r>
-              <w:rPr>
-                <w:sz w:val="16"/>
-                <w:szCs w:val="16"/>
-              </w:rPr>
-              <w:t xml:space="preserve">improves</w:t>
-            </w:r>
-          </w:p>
-        </w:tc>
-      </w:tr>
-      <w:tr>
-        <w:tc>
-          <w:tcPr>
-            <w:tcW w:type="pct" w:w="2500"/>
-            <w:tcMar>
-              <w:top w:type="dxa" w:w="20"/>
-              <w:left w:type="dxa" w:w="80"/>
-              <w:bottom w:type="dxa" w:w="20"/>
-              <w:right w:type="dxa" w:w="80"/>
-            </w:tcMar>
-          </w:tcPr>
-          <w:p>
-            <w:pPr>
-              <w:spacing w:before="12" w:after="12"/>
-            </w:pPr>
-            <w:r>
-              <w:rPr>
-                <w:b/>
-                <w:bCs/>
-                <w:color w:val="8186EF"/>
-                <w:sz w:val="16"/>
-                <w:szCs w:val="16"/>
-              </w:rPr>
-              <w:t xml:space="preserve">6  </w:t>
-            </w:r>
-            <w:r>
-              <w:rPr>
-                <w:sz w:val="16"/>
-                <w:szCs w:val="16"/>
-              </w:rPr>
-              <w:t xml:space="preserve">fourth</w:t>
-            </w:r>
-          </w:p>
-        </w:tc>
-        <w:tc>
-          <w:tcPr>
-            <w:tcW w:type="pct" w:w="2500"/>
-            <w:tcMar>
-              <w:top w:type="dxa" w:w="20"/>
-              <w:left w:type="dxa" w:w="80"/>
-              <w:bottom w:type="dxa" w:w="20"/>
-              <w:right w:type="dxa" w:w="80"/>
-            </w:tcMar>
-          </w:tcPr>
-          <w:p>
-            <w:pPr>
-              <w:spacing w:before="12" w:after="12"/>
-            </w:pPr>
-            <w:r>
-              <w:rPr>
-                <w:b/>
-                <w:bCs/>
-                <w:color w:val="8186EF"/>
-                <w:sz w:val="16"/>
-                <w:szCs w:val="16"/>
-              </w:rPr>
-              <w:t xml:space="preserve">14  </w:t>
-            </w:r>
-            <w:r>
-              <w:rPr>
-                <w:sz w:val="16"/>
-                <w:szCs w:val="16"/>
-              </w:rPr>
-              <w:t xml:space="preserve">It compounds</w:t>
-            </w:r>
-          </w:p>
-        </w:tc>
-      </w:tr>
-      <w:tr>
-        <w:tc>
-          <w:tcPr>
-            <w:tcW w:type="pct" w:w="2500"/>
-            <w:tcMar>
-              <w:top w:type="dxa" w:w="20"/>
-              <w:left w:type="dxa" w:w="80"/>
-              <w:bottom w:type="dxa" w:w="20"/>
-              <w:right w:type="dxa" w:w="80"/>
-            </w:tcMar>
-          </w:tcPr>
-          <w:p>
-            <w:pPr>
-              <w:spacing w:before="12" w:after="12"/>
-            </w:pPr>
-            <w:r>
-              <w:rPr>
-                <w:b/>
-                <w:bCs/>
-                <w:color w:val="8186EF"/>
-                <w:sz w:val="16"/>
-                <w:szCs w:val="16"/>
-              </w:rPr>
-              <w:t xml:space="preserve">7  </w:t>
-            </w:r>
-            <w:r>
-              <w:rPr>
-                <w:sz w:val="16"/>
-                <w:szCs w:val="16"/>
-              </w:rPr>
-              <w:t xml:space="preserve">argument</w:t>
-            </w:r>
-          </w:p>
-        </w:tc>
-        <w:tc>
-          <w:tcPr>
-            <w:tcW w:type="pct" w:w="2500"/>
-            <w:tcMar>
-              <w:top w:type="dxa" w:w="20"/>
-              <w:left w:type="dxa" w:w="80"/>
-              <w:bottom w:type="dxa" w:w="20"/>
-              <w:right w:type="dxa" w:w="80"/>
-            </w:tcMar>
-          </w:tcPr>
-          <w:p>
-            <w:pPr>
-              <w:spacing w:before="12" w:after="12"/>
-            </w:pPr>
-            <w:r>
-              <w:rPr>
-                <w:b/>
-                <w:bCs/>
-                <w:color w:val="8186EF"/>
-                <w:sz w:val="16"/>
-                <w:szCs w:val="16"/>
-              </w:rPr>
-              <w:t xml:space="preserve">15  </w:t>
+              <w:t xml:space="preserve">10  </w:t>
             </w:r>
             <w:r>
               <w:rPr>
@@ -8015,64 +7253,6 @@
                 <w:szCs w:val="16"/>
               </w:rPr>
               <w:t xml:space="preserve">It enables, not decides</w:t>
-            </w:r>
-          </w:p>
-        </w:tc>
-      </w:tr>
-      <w:tr>
-        <w:tc>
-          <w:tcPr>
-            <w:tcW w:type="pct" w:w="2500"/>
-            <w:tcMar>
-              <w:top w:type="dxa" w:w="20"/>
-              <w:left w:type="dxa" w:w="80"/>
-              <w:bottom w:type="dxa" w:w="20"/>
-              <w:right w:type="dxa" w:w="80"/>
-            </w:tcMar>
-          </w:tcPr>
-          <w:p>
-            <w:pPr>
-              <w:spacing w:before="12" w:after="12"/>
-            </w:pPr>
-            <w:r>
-              <w:rPr>
-                <w:b/>
-                <w:bCs/>
-                <w:color w:val="8186EF"/>
-                <w:sz w:val="16"/>
-                <w:szCs w:val="16"/>
-              </w:rPr>
-              <w:t xml:space="preserve">8  </w:t>
-            </w:r>
-            <w:r>
-              <w:rPr>
-                <w:sz w:val="16"/>
-                <w:szCs w:val="16"/>
-              </w:rPr>
-              <w:t xml:space="preserve">competitor</w:t>
-            </w:r>
-          </w:p>
-        </w:tc>
-        <w:tc>
-          <w:tcPr>
-            <w:tcW w:type="pct" w:w="2500"/>
-            <w:tcMar>
-              <w:top w:type="dxa" w:w="20"/>
-              <w:left w:type="dxa" w:w="80"/>
-              <w:bottom w:type="dxa" w:w="20"/>
-              <w:right w:type="dxa" w:w="80"/>
-            </w:tcMar>
-          </w:tcPr>
-          <w:p>
-            <w:pPr>
-              <w:spacing w:before="24" w:after="24"/>
-            </w:pPr>
-            <w:r>
-              <w:rPr>
-                <w:sz w:val="16"/>
-                <w:szCs w:val="16"/>
-              </w:rPr>
-              <w:t xml:space="preserve"/>
             </w:r>
           </w:p>
         </w:tc>
@@ -8202,580 +7382,6 @@
         <w:t xml:space="preserve">Fill every gap. Each word list holds one word more than there are gaps.</w:t>
       </w:r>
     </w:p>
-    <w:tbl>
-      <w:tblPr>
-        <w:tblW w:type="pct" w:w="100%"/>
-        <w:tblLayout w:type="fixed"/>
-        <w:tblBorders>
-          <w:top w:val="single" w:color="353A7C" w:sz="6"/>
-          <w:left w:val="single" w:color="353A7C" w:sz="6"/>
-          <w:bottom w:val="single" w:color="353A7C" w:sz="6"/>
-          <w:right w:val="single" w:color="353A7C" w:sz="6"/>
-          <w:insideH w:val="single" w:color="353A7C" w:sz="6"/>
-          <w:insideV w:val="single" w:color="353A7C" w:sz="6"/>
-        </w:tblBorders>
-      </w:tblPr>
-      <w:tblGrid>
-        <w:gridCol w:w="1455"/>
-        <w:gridCol w:w="3921"/>
-        <w:gridCol w:w="4224"/>
-      </w:tblGrid>
-      <w:tr>
-        <w:tc>
-          <w:tcPr>
-            <w:tcW w:type="pct" w:w="5000"/>
-            <w:gridSpan w:val="3"/>
-            <w:shd w:fill="353A7C" w:val="clear"/>
-            <w:tcMar>
-              <w:top w:type="dxa" w:w="60"/>
-              <w:left w:type="dxa" w:w="120"/>
-              <w:bottom w:type="dxa" w:w="60"/>
-              <w:right w:type="dxa" w:w="120"/>
-            </w:tcMar>
-          </w:tcPr>
-          <w:p>
-            <w:pPr>
-              <w:spacing w:before="40" w:after="40"/>
-            </w:pPr>
-            <w:r>
-              <w:rPr>
-                <w:b/>
-                <w:bCs/>
-                <w:color w:val="FFFFFF"/>
-                <w:sz w:val="17"/>
-                <w:szCs w:val="17"/>
-              </w:rPr>
-              <w:t xml:space="preserve">What business intelligence covers</w:t>
-            </w:r>
-          </w:p>
-        </w:tc>
-      </w:tr>
-      <w:tr>
-        <w:tc>
-          <w:tcPr>
-            <w:tcW w:type="pct" w:w="758"/>
-            <w:shd w:fill="353A7C" w:val="clear"/>
-            <w:tcMar>
-              <w:top w:type="dxa" w:w="50"/>
-              <w:left w:type="dxa" w:w="110"/>
-              <w:bottom w:type="dxa" w:w="50"/>
-              <w:right w:type="dxa" w:w="110"/>
-            </w:tcMar>
-          </w:tcPr>
-          <w:p>
-            <w:pPr>
-              <w:spacing w:before="30" w:after="30"/>
-            </w:pPr>
-            <w:r>
-              <w:rPr>
-                <w:b/>
-                <w:bCs/>
-                <w:color w:val="FFFFFF"/>
-                <w:sz w:val="15"/>
-                <w:szCs w:val="15"/>
-              </w:rPr>
-              <w:t xml:space="preserve">Business intelligence (F.4.f)</w:t>
-            </w:r>
-          </w:p>
-        </w:tc>
-        <w:tc>
-          <w:tcPr>
-            <w:tcW w:type="pct" w:w="2042"/>
-            <w:shd w:fill="353A7C" w:val="clear"/>
-            <w:tcMar>
-              <w:top w:type="dxa" w:w="50"/>
-              <w:left w:type="dxa" w:w="110"/>
-              <w:bottom w:type="dxa" w:w="50"/>
-              <w:right w:type="dxa" w:w="110"/>
-            </w:tcMar>
-          </w:tcPr>
-          <w:p>
-            <w:pPr>
-              <w:spacing w:before="30" w:after="30"/>
-            </w:pPr>
-            <w:r>
-              <w:rPr>
-                <w:b/>
-                <w:bCs/>
-                <w:color w:val="FFFFFF"/>
-                <w:sz w:val="15"/>
-                <w:szCs w:val="15"/>
-              </w:rPr>
-              <w:t xml:space="preserve">What it covers</w:t>
-            </w:r>
-          </w:p>
-        </w:tc>
-        <w:tc>
-          <w:tcPr>
-            <w:tcW w:type="pct" w:w="2200"/>
-            <w:shd w:fill="353A7C" w:val="clear"/>
-            <w:tcMar>
-              <w:top w:type="dxa" w:w="50"/>
-              <w:left w:type="dxa" w:w="110"/>
-              <w:bottom w:type="dxa" w:w="50"/>
-              <w:right w:type="dxa" w:w="110"/>
-            </w:tcMar>
-          </w:tcPr>
-          <w:p>
-            <w:pPr>
-              <w:spacing w:before="30" w:after="30"/>
-            </w:pPr>
-            <w:r>
-              <w:rPr>
-                <w:b/>
-                <w:bCs/>
-                <w:color w:val="FFFFFF"/>
-                <w:sz w:val="15"/>
-                <w:szCs w:val="15"/>
-              </w:rPr>
-              <w:t xml:space="preserve">At Orontes</w:t>
-            </w:r>
-          </w:p>
-        </w:tc>
-      </w:tr>
-      <w:tr>
-        <w:tc>
-          <w:tcPr>
-            <w:tcW w:type="pct" w:w="758"/>
-            <w:tcMar>
-              <w:top w:type="dxa" w:w="50"/>
-              <w:left w:type="dxa" w:w="110"/>
-              <w:bottom w:type="dxa" w:w="50"/>
-              <w:right w:type="dxa" w:w="110"/>
-            </w:tcMar>
-          </w:tcPr>
-          <w:p>
-            <w:pPr>
-              <w:spacing w:before="28" w:after="28"/>
-            </w:pPr>
-            <w:r>
-              <w:rPr>
-                <w:sz w:val="15"/>
-                <w:szCs w:val="15"/>
-              </w:rPr>
-              <w:t xml:space="preserve">Applications</w:t>
-            </w:r>
-          </w:p>
-        </w:tc>
-        <w:tc>
-          <w:tcPr>
-            <w:tcW w:type="pct" w:w="2042"/>
-            <w:tcMar>
-              <w:top w:type="dxa" w:w="50"/>
-              <w:left w:type="dxa" w:w="110"/>
-              <w:bottom w:type="dxa" w:w="50"/>
-              <w:right w:type="dxa" w:w="110"/>
-            </w:tcMar>
-          </w:tcPr>
-          <w:p>
-            <w:pPr>
-              <w:spacing w:before="28" w:after="28"/>
-            </w:pPr>
-            <w:r>
-              <w:rPr>
-                <w:sz w:val="15"/>
-                <w:szCs w:val="15"/>
-              </w:rPr>
-              <w:t xml:space="preserve">The software people actually use to ask questions</w:t>
-            </w:r>
-          </w:p>
-        </w:tc>
-        <w:tc>
-          <w:tcPr>
-            <w:tcW w:type="pct" w:w="2200"/>
-            <w:shd w:fill="FFFFFF" w:val="clear"/>
-            <w:tcMar>
-              <w:top w:type="dxa" w:w="50"/>
-              <w:left w:type="dxa" w:w="110"/>
-              <w:bottom w:type="dxa" w:w="50"/>
-              <w:right w:type="dxa" w:w="110"/>
-            </w:tcMar>
-          </w:tcPr>
-          <w:p>
-            <w:pPr>
-              <w:spacing w:before="46" w:after="46"/>
-            </w:pPr>
-            <w:r>
-              <w:rPr>
-                <w:b/>
-                <w:bCs/>
-                <w:color w:val="8186EF"/>
-                <w:sz w:val="14"/>
-                <w:szCs w:val="14"/>
-              </w:rPr>
-              <w:t xml:space="preserve">(1)</w:t>
-            </w:r>
-          </w:p>
-        </w:tc>
-      </w:tr>
-      <w:tr>
-        <w:tc>
-          <w:tcPr>
-            <w:tcW w:type="pct" w:w="758"/>
-            <w:shd w:fill="FBFAF6" w:val="clear"/>
-            <w:tcMar>
-              <w:top w:type="dxa" w:w="50"/>
-              <w:left w:type="dxa" w:w="110"/>
-              <w:bottom w:type="dxa" w:w="50"/>
-              <w:right w:type="dxa" w:w="110"/>
-            </w:tcMar>
-          </w:tcPr>
-          <w:p>
-            <w:pPr>
-              <w:spacing w:before="28" w:after="28"/>
-            </w:pPr>
-            <w:r>
-              <w:rPr>
-                <w:sz w:val="15"/>
-                <w:szCs w:val="15"/>
-              </w:rPr>
-              <w:t xml:space="preserve">Tools</w:t>
-            </w:r>
-          </w:p>
-        </w:tc>
-        <w:tc>
-          <w:tcPr>
-            <w:tcW w:type="pct" w:w="2042"/>
-            <w:shd w:fill="FFFFFF" w:val="clear"/>
-            <w:tcMar>
-              <w:top w:type="dxa" w:w="50"/>
-              <w:left w:type="dxa" w:w="110"/>
-              <w:bottom w:type="dxa" w:w="50"/>
-              <w:right w:type="dxa" w:w="110"/>
-            </w:tcMar>
-          </w:tcPr>
-          <w:p>
-            <w:pPr>
-              <w:spacing w:before="46" w:after="46"/>
-            </w:pPr>
-            <w:r>
-              <w:rPr>
-                <w:b/>
-                <w:bCs/>
-                <w:color w:val="8186EF"/>
-                <w:sz w:val="14"/>
-                <w:szCs w:val="14"/>
-              </w:rPr>
-              <w:t xml:space="preserve">(2)</w:t>
-            </w:r>
-          </w:p>
-        </w:tc>
-        <w:tc>
-          <w:tcPr>
-            <w:tcW w:type="pct" w:w="2200"/>
-            <w:shd w:fill="FBFAF6" w:val="clear"/>
-            <w:tcMar>
-              <w:top w:type="dxa" w:w="50"/>
-              <w:left w:type="dxa" w:w="110"/>
-              <w:bottom w:type="dxa" w:w="50"/>
-              <w:right w:type="dxa" w:w="110"/>
-            </w:tcMar>
-          </w:tcPr>
-          <w:p>
-            <w:pPr>
-              <w:spacing w:before="28" w:after="28"/>
-            </w:pPr>
-            <w:r>
-              <w:rPr>
-                <w:sz w:val="15"/>
-                <w:szCs w:val="15"/>
-              </w:rPr>
-              <w:t xml:space="preserve">The warehouse and loading of Chapter 10</w:t>
-            </w:r>
-          </w:p>
-        </w:tc>
-      </w:tr>
-      <w:tr>
-        <w:tc>
-          <w:tcPr>
-            <w:tcW w:type="pct" w:w="758"/>
-            <w:tcMar>
-              <w:top w:type="dxa" w:w="50"/>
-              <w:left w:type="dxa" w:w="110"/>
-              <w:bottom w:type="dxa" w:w="50"/>
-              <w:right w:type="dxa" w:w="110"/>
-            </w:tcMar>
-          </w:tcPr>
-          <w:p>
-            <w:pPr>
-              <w:spacing w:before="28" w:after="28"/>
-            </w:pPr>
-            <w:r>
-              <w:rPr>
-                <w:sz w:val="15"/>
-                <w:szCs w:val="15"/>
-              </w:rPr>
-              <w:t xml:space="preserve">Best practices</w:t>
-            </w:r>
-          </w:p>
-        </w:tc>
-        <w:tc>
-          <w:tcPr>
-            <w:tcW w:type="pct" w:w="2042"/>
-            <w:shd w:fill="FFFFFF" w:val="clear"/>
-            <w:tcMar>
-              <w:top w:type="dxa" w:w="50"/>
-              <w:left w:type="dxa" w:w="110"/>
-              <w:bottom w:type="dxa" w:w="50"/>
-              <w:right w:type="dxa" w:w="110"/>
-            </w:tcMar>
-          </w:tcPr>
-          <w:p>
-            <w:pPr>
-              <w:spacing w:before="46" w:after="46"/>
-            </w:pPr>
-            <w:r>
-              <w:rPr>
-                <w:b/>
-                <w:bCs/>
-                <w:color w:val="8186EF"/>
-                <w:sz w:val="14"/>
-                <w:szCs w:val="14"/>
-              </w:rPr>
-              <w:t xml:space="preserve">(3)</w:t>
-            </w:r>
-          </w:p>
-        </w:tc>
-        <w:tc>
-          <w:tcPr>
-            <w:tcW w:type="pct" w:w="2200"/>
-            <w:tcMar>
-              <w:top w:type="dxa" w:w="50"/>
-              <w:left w:type="dxa" w:w="110"/>
-              <w:bottom w:type="dxa" w:w="50"/>
-              <w:right w:type="dxa" w:w="110"/>
-            </w:tcMar>
-          </w:tcPr>
-          <w:p>
-            <w:pPr>
-              <w:spacing w:before="28" w:after="28"/>
-            </w:pPr>
-            <w:r>
-              <w:rPr>
-                <w:sz w:val="15"/>
-                <w:szCs w:val="15"/>
-              </w:rPr>
-              <w:t xml:space="preserve">Agreed definitions, one version of each measure</w:t>
-            </w:r>
-          </w:p>
-        </w:tc>
-      </w:tr>
-      <w:tr>
-        <w:tc>
-          <w:tcPr>
-            <w:tcW w:type="pct" w:w="758"/>
-            <w:shd w:fill="FBFAF6" w:val="clear"/>
-            <w:tcMar>
-              <w:top w:type="dxa" w:w="50"/>
-              <w:left w:type="dxa" w:w="110"/>
-              <w:bottom w:type="dxa" w:w="50"/>
-              <w:right w:type="dxa" w:w="110"/>
-            </w:tcMar>
-          </w:tcPr>
-          <w:p>
-            <w:pPr>
-              <w:spacing w:before="28" w:after="28"/>
-            </w:pPr>
-            <w:r>
-              <w:rPr>
-                <w:sz w:val="15"/>
-                <w:szCs w:val="15"/>
-              </w:rPr>
-              <w:t xml:space="preserve">Purpose</w:t>
-            </w:r>
-          </w:p>
-        </w:tc>
-        <w:tc>
-          <w:tcPr>
-            <w:tcW w:type="pct" w:w="2042"/>
-            <w:shd w:fill="FBFAF6" w:val="clear"/>
-            <w:tcMar>
-              <w:top w:type="dxa" w:w="50"/>
-              <w:left w:type="dxa" w:w="110"/>
-              <w:bottom w:type="dxa" w:w="50"/>
-              <w:right w:type="dxa" w:w="110"/>
-            </w:tcMar>
-          </w:tcPr>
-          <w:p>
-            <w:pPr>
-              <w:spacing w:before="28" w:after="28"/>
-            </w:pPr>
-            <w:r>
-              <w:rPr>
-                <w:sz w:val="15"/>
-                <w:szCs w:val="15"/>
-              </w:rPr>
-              <w:t xml:space="preserve">Turning data into information that can be acted on</w:t>
-            </w:r>
-          </w:p>
-        </w:tc>
-        <w:tc>
-          <w:tcPr>
-            <w:tcW w:type="pct" w:w="2200"/>
-            <w:shd w:fill="FFFFFF" w:val="clear"/>
-            <w:tcMar>
-              <w:top w:type="dxa" w:w="50"/>
-              <w:left w:type="dxa" w:w="110"/>
-              <w:bottom w:type="dxa" w:w="50"/>
-              <w:right w:type="dxa" w:w="110"/>
-            </w:tcMar>
-          </w:tcPr>
-          <w:p>
-            <w:pPr>
-              <w:spacing w:before="46" w:after="46"/>
-            </w:pPr>
-            <w:r>
-              <w:rPr>
-                <w:b/>
-                <w:bCs/>
-                <w:color w:val="8186EF"/>
-                <w:sz w:val="14"/>
-                <w:szCs w:val="14"/>
-              </w:rPr>
-              <w:t xml:space="preserve">(4)</w:t>
-            </w:r>
-          </w:p>
-        </w:tc>
-      </w:tr>
-      <w:tr>
-        <w:tc>
-          <w:tcPr>
-            <w:tcW w:type="pct" w:w="758"/>
-            <w:tcMar>
-              <w:top w:type="dxa" w:w="50"/>
-              <w:left w:type="dxa" w:w="110"/>
-              <w:bottom w:type="dxa" w:w="50"/>
-              <w:right w:type="dxa" w:w="110"/>
-            </w:tcMar>
-          </w:tcPr>
-          <w:p>
-            <w:pPr>
-              <w:spacing w:before="28" w:after="28"/>
-            </w:pPr>
-            <w:r>
-              <w:rPr>
-                <w:sz w:val="15"/>
-                <w:szCs w:val="15"/>
-              </w:rPr>
-              <w:t xml:space="preserve">What it is not</w:t>
-            </w:r>
-          </w:p>
-        </w:tc>
-        <w:tc>
-          <w:tcPr>
-            <w:tcW w:type="pct" w:w="2042"/>
-            <w:shd w:fill="FFFFFF" w:val="clear"/>
-            <w:tcMar>
-              <w:top w:type="dxa" w:w="50"/>
-              <w:left w:type="dxa" w:w="110"/>
-              <w:bottom w:type="dxa" w:w="50"/>
-              <w:right w:type="dxa" w:w="110"/>
-            </w:tcMar>
-          </w:tcPr>
-          <w:p>
-            <w:pPr>
-              <w:spacing w:before="46" w:after="46"/>
-            </w:pPr>
-            <w:r>
-              <w:rPr>
-                <w:b/>
-                <w:bCs/>
-                <w:color w:val="8186EF"/>
-                <w:sz w:val="14"/>
-                <w:szCs w:val="14"/>
-              </w:rPr>
-              <w:t xml:space="preserve">(5)</w:t>
-            </w:r>
-          </w:p>
-        </w:tc>
-        <w:tc>
-          <w:tcPr>
-            <w:tcW w:type="pct" w:w="2200"/>
-            <w:tcMar>
-              <w:top w:type="dxa" w:w="50"/>
-              <w:left w:type="dxa" w:w="110"/>
-              <w:bottom w:type="dxa" w:w="50"/>
-              <w:right w:type="dxa" w:w="110"/>
-            </w:tcMar>
-          </w:tcPr>
-          <w:p>
-            <w:pPr>
-              <w:spacing w:before="28" w:after="28"/>
-            </w:pPr>
-            <w:r>
-              <w:rPr>
-                <w:sz w:val="15"/>
-                <w:szCs w:val="15"/>
-              </w:rPr>
-              <w:t xml:space="preserve">Analytics is a technique; BI is the whole arrangement</w:t>
-            </w:r>
-          </w:p>
-        </w:tc>
-      </w:tr>
-    </w:tbl>
-    <w:p/>
-    <w:tbl>
-      <w:tblPr>
-        <w:tblW w:type="pct" w:w="100%"/>
-        <w:tblLayout w:type="fixed"/>
-        <w:tblBorders>
-          <w:top w:val="single" w:color="FBFAF6" w:sz="4"/>
-          <w:left w:val="single" w:color="FBFAF6" w:sz="4"/>
-          <w:bottom w:val="single" w:color="FBFAF6" w:sz="4"/>
-          <w:right w:val="single" w:color="FBFAF6" w:sz="4"/>
-          <w:insideH w:val="single" w:color="FBFAF6" w:sz="4"/>
-          <w:insideV w:val="single" w:color="FBFAF6" w:sz="4"/>
-        </w:tblBorders>
-      </w:tblPr>
-      <w:tblGrid>
-        <w:gridCol w:w="9600"/>
-      </w:tblGrid>
-      <w:tr>
-        <w:tc>
-          <w:tcPr>
-            <w:tcW w:type="pct" w:w="5000"/>
-            <w:shd w:fill="FBFAF6" w:val="clear"/>
-            <w:tcMar>
-              <w:top w:type="dxa" w:w="40"/>
-              <w:left w:type="dxa" w:w="100"/>
-              <w:bottom w:type="dxa" w:w="40"/>
-              <w:right w:type="dxa" w:w="100"/>
-            </w:tcMar>
-          </w:tcPr>
-          <w:p>
-            <w:pPr>
-              <w:spacing w:before="18" w:after="6"/>
-            </w:pPr>
-            <w:r>
-              <w:rPr>
-                <w:b/>
-                <w:bCs/>
-                <w:color w:val="6B7280"/>
-                <w:sz w:val="14"/>
-                <w:szCs w:val="14"/>
-              </w:rPr>
-              <w:t xml:space="preserve">word list</w:t>
-            </w:r>
-          </w:p>
-          <w:p>
-            <w:pPr>
-              <w:spacing w:before="0" w:after="18"/>
-            </w:pPr>
-            <w:r>
-              <w:rPr>
-                <w:b/>
-                <w:bCs/>
-                <w:color w:val="353A7C"/>
-                <w:sz w:val="16"/>
-                <w:szCs w:val="16"/>
-              </w:rPr>
-              <w:t xml:space="preserve">How the work is organised so answers can be trusted   ·   What moves and prepares the data behind them   ·   A synonym for analytics or for a dashboard   ·   Not a report, but a decision   ·   Dashboards and reporting tools   ·   Agreed definitions, one version of each measure</w:t>
-            </w:r>
-          </w:p>
-        </w:tc>
-      </w:tr>
-    </w:tbl>
-    <w:p/>
     <w:p>
       <w:pPr>
         <w:spacing w:before="44" w:after="14"/>
@@ -8796,7 +7402,7 @@
           <w:sz w:val="16"/>
           <w:szCs w:val="16"/>
         </w:rPr>
-        <w:t xml:space="preserve">      gaps 6–9</w:t>
+        <w:t xml:space="preserve">      gaps 1–4</w:t>
       </w:r>
     </w:p>
     <w:p>
@@ -8819,7 +7425,7 @@
           <w:sz w:val="15"/>
           <w:szCs w:val="15"/>
         </w:rPr>
-        <w:t xml:space="preserve"> (6) </w:t>
+        <w:t xml:space="preserve"> (1) </w:t>
       </w:r>
       <w:r>
         <w:rPr>
@@ -8851,7 +7457,7 @@
           <w:sz w:val="15"/>
           <w:szCs w:val="15"/>
         </w:rPr>
-        <w:t xml:space="preserve"> (7) </w:t>
+        <w:t xml:space="preserve"> (2) </w:t>
       </w:r>
       <w:r>
         <w:rPr>
@@ -8880,7 +7486,7 @@
           <w:sz w:val="19"/>
           <w:szCs w:val="19"/>
         </w:rPr>
-        <w:t xml:space="preserve"/>
+        <w:t xml:space="preserve">Applications and tools can be bought; agreed </w:t>
       </w:r>
       <w:r>
         <w:rPr>
@@ -8890,7 +7496,7 @@
           <w:sz w:val="15"/>
           <w:szCs w:val="15"/>
         </w:rPr>
-        <w:t xml:space="preserve"> (8) </w:t>
+        <w:t xml:space="preserve"> (3) </w:t>
       </w:r>
       <w:r>
         <w:rPr>
@@ -8898,7 +7504,7 @@
           <w:sz w:val="19"/>
           <w:szCs w:val="19"/>
         </w:rPr>
-        <w:t xml:space="preserve">              </w:t>
+        <w:t xml:space="preserve">             </w:t>
       </w:r>
       <w:r>
         <w:rPr>
@@ -8912,7 +7518,14 @@
           <w:sz w:val="19"/>
           <w:szCs w:val="19"/>
         </w:rPr>
-        <w:t xml:space="preserve"> and tools can be bought; agreed </w:t>
+        <w:t xml:space="preserve"> cannot. </w:t>
+      </w:r>
+      <w:r>
+        <w:rPr>
+          <w:sz w:val="19"/>
+          <w:szCs w:val="19"/>
+        </w:rPr>
+        <w:t xml:space="preserve">If two </w:t>
       </w:r>
       <w:r>
         <w:rPr>
@@ -8922,7 +7535,7 @@
           <w:sz w:val="15"/>
           <w:szCs w:val="15"/>
         </w:rPr>
-        <w:t xml:space="preserve"> (9) </w:t>
+        <w:t xml:space="preserve"> (4) </w:t>
       </w:r>
       <w:r>
         <w:rPr>
@@ -8930,7 +7543,7 @@
           <w:sz w:val="19"/>
           <w:szCs w:val="19"/>
         </w:rPr>
-        <w:t xml:space="preserve">             </w:t>
+        <w:t xml:space="preserve">            </w:t>
       </w:r>
       <w:r>
         <w:rPr>
@@ -8944,14 +7557,7 @@
           <w:sz w:val="19"/>
           <w:szCs w:val="19"/>
         </w:rPr>
-        <w:t xml:space="preserve"> cannot. </w:t>
-      </w:r>
-      <w:r>
-        <w:rPr>
-          <w:sz w:val="19"/>
-          <w:szCs w:val="19"/>
-        </w:rPr>
-        <w:t xml:space="preserve">If two dashboards show different figures for the same measure because nobody settled what it means, the arrangement has failed however good the software is. </w:t>
+        <w:t xml:space="preserve"> show different figures for the same measure because nobody settled what it means, the arrangement has failed however good the software is. </w:t>
       </w:r>
     </w:p>
     <w:tbl>
@@ -9009,7 +7615,7 @@
                 <w:sz w:val="16"/>
                 <w:szCs w:val="16"/>
               </w:rPr>
-              <w:t xml:space="preserve">usually   ·   veracity   ·   Applications   ·   definitions   ·   element</w:t>
+              <w:t xml:space="preserve">analytics   ·   dashboards   ·   usually   ·   element   ·   definitions</w:t>
             </w:r>
           </w:p>
         </w:tc>
@@ -9083,7 +7689,7 @@
           <w:sz w:val="16"/>
           <w:szCs w:val="16"/>
         </w:rPr>
-        <w:t xml:space="preserve">      gaps 10–15</w:t>
+        <w:t xml:space="preserve">      gaps 5–10</w:t>
       </w:r>
     </w:p>
     <w:p>
@@ -9106,7 +7712,7 @@
           <w:sz w:val="15"/>
           <w:szCs w:val="15"/>
         </w:rPr>
-        <w:t xml:space="preserve"> (10) </w:t>
+        <w:t xml:space="preserve"> (5) </w:t>
       </w:r>
       <w:r>
         <w:rPr>
@@ -9135,7 +7741,7 @@
           <w:sz w:val="19"/>
           <w:szCs w:val="19"/>
         </w:rPr>
-        <w:t xml:space="preserve">The term covers the whole </w:t>
+        <w:t xml:space="preserve">The term covers the whole arrangement: the applications, the tools that feed them, and the </w:t>
       </w:r>
       <w:r>
         <w:rPr>
@@ -9145,7 +7751,7 @@
           <w:sz w:val="15"/>
           <w:szCs w:val="15"/>
         </w:rPr>
-        <w:t xml:space="preserve"> (11) </w:t>
+        <w:t xml:space="preserve"> (6) </w:t>
       </w:r>
       <w:r>
         <w:rPr>
@@ -9153,7 +7759,7 @@
           <w:sz w:val="19"/>
           <w:szCs w:val="19"/>
         </w:rPr>
-        <w:t xml:space="preserve">             </w:t>
+        <w:t xml:space="preserve">           </w:t>
       </w:r>
       <w:r>
         <w:rPr>
@@ -9167,7 +7773,7 @@
           <w:sz w:val="19"/>
           <w:szCs w:val="19"/>
         </w:rPr>
-        <w:t xml:space="preserve">: the applications, the tools that feed them, and the practices that make the numbers </w:t>
+        <w:t xml:space="preserve"> that make the numbers </w:t>
       </w:r>
       <w:r>
         <w:rPr>
@@ -9177,7 +7783,7 @@
           <w:sz w:val="15"/>
           <w:szCs w:val="15"/>
         </w:rPr>
-        <w:t xml:space="preserve"> (12) </w:t>
+        <w:t xml:space="preserve"> (7) </w:t>
       </w:r>
       <w:r>
         <w:rPr>
@@ -9216,7 +7822,7 @@
           <w:sz w:val="15"/>
           <w:szCs w:val="15"/>
         </w:rPr>
-        <w:t xml:space="preserve"> (13) </w:t>
+        <w:t xml:space="preserve"> (8) </w:t>
       </w:r>
       <w:r>
         <w:rPr>
@@ -9248,7 +7854,7 @@
           <w:sz w:val="15"/>
           <w:szCs w:val="15"/>
         </w:rPr>
-        <w:t xml:space="preserve"> (14) </w:t>
+        <w:t xml:space="preserve"> (9) </w:t>
       </w:r>
       <w:r>
         <w:rPr>
@@ -9287,7 +7893,7 @@
           <w:sz w:val="15"/>
           <w:szCs w:val="15"/>
         </w:rPr>
-        <w:t xml:space="preserve"> (15) </w:t>
+        <w:t xml:space="preserve"> (10) </w:t>
       </w:r>
       <w:r>
         <w:rPr>
@@ -9374,7 +7980,7 @@
                 <w:sz w:val="16"/>
                 <w:szCs w:val="16"/>
               </w:rPr>
-              <w:t xml:space="preserve">between   ·   backward   ·   arrangement   ·   application   ·   narrowed   ·   trustworthy   ·   question</w:t>
+              <w:t xml:space="preserve">trustworthy   ·   backward   ·   veracity   ·   practices   ·   question   ·   narrowed   ·   application</w:t>
             </w:r>
           </w:p>
         </w:tc>
@@ -9383,18 +7989,6 @@
     <w:p/>
     <w:p>
       <w:pPr>
-        <w:pageBreakBefore w:val="true"/>
-        <w:spacing w:after="0"/>
-      </w:pPr>
-      <w:r>
-        <w:rPr>
-          <w:sz w:val="2"/>
-        </w:rPr>
-        <w:t xml:space="preserve"> </w:t>
-      </w:r>
-    </w:p>
-    <w:p>
-      <w:pPr>
         <w:spacing w:before="44" w:after="10"/>
       </w:pPr>
       <w:r>
@@ -9418,7 +8012,7 @@
           <w:sz w:val="15"/>
           <w:szCs w:val="15"/>
         </w:rPr>
-        <w:t xml:space="preserve">Each term sits against what it means.</w:t>
+        <w:t xml:space="preserve">Each term sits against what it means, and an instance of it.</w:t>
       </w:r>
     </w:p>
     <w:p>
@@ -9429,7 +8023,7 @@
       <w:r>
         <w:drawing>
           <wp:inline distT="0" distB="0" distL="0" distR="0">
-            <wp:extent cx="5734050" cy="3116000"/>
+            <wp:extent cx="5734050" cy="3357425"/>
             <wp:effectExtent t="0" r="0" b="0" l="0"/>
             <wp:docPr id="1" name="" descr="" title=""/>
             <wp:cNvGraphicFramePr>
@@ -9454,7 +8048,7 @@
                   <pic:spPr bwMode="auto">
                     <a:xfrm>
                       <a:off x="0" y="0"/>
-                      <a:ext cx="5734050" cy="3116000"/>
+                      <a:ext cx="5734050" cy="3357425"/>
                     </a:xfrm>
                     <a:prstGeom prst="rect">
                       <a:avLst/>
@@ -9522,13 +8116,25 @@
                 <w:sz w:val="16"/>
                 <w:szCs w:val="16"/>
               </w:rPr>
-              <w:t xml:space="preserve">Purpose   ·   Big Data   ·   Tools   ·   What it is not</w:t>
+              <w:t xml:space="preserve">Applications   ·   What it is not   ·   semi-structured data</w:t>
             </w:r>
           </w:p>
         </w:tc>
       </w:tr>
     </w:tbl>
     <w:p/>
+    <w:p>
+      <w:pPr>
+        <w:pageBreakBefore w:val="true"/>
+        <w:spacing w:after="0"/>
+      </w:pPr>
+      <w:r>
+        <w:rPr>
+          <w:sz w:val="2"/>
+        </w:rPr>
+        <w:t xml:space="preserve"> </w:t>
+      </w:r>
+    </w:p>
     <w:tbl>
       <w:tblPr>
         <w:tblW w:type="pct" w:w="100%"/>
@@ -9779,7 +8385,7 @@
                 <w:sz w:val="16"/>
                 <w:szCs w:val="16"/>
               </w:rPr>
-              <w:t xml:space="preserve">Dashboards and reporting tools</w:t>
+              <w:t xml:space="preserve">element</w:t>
             </w:r>
           </w:p>
         </w:tc>
@@ -9805,14 +8411,14 @@
                 <w:sz w:val="16"/>
                 <w:szCs w:val="16"/>
               </w:rPr>
-              <w:t xml:space="preserve">10  </w:t>
-            </w:r>
-            <w:r>
-              <w:rPr>
-                <w:sz w:val="16"/>
-                <w:szCs w:val="16"/>
-              </w:rPr>
-              <w:t xml:space="preserve">application</w:t>
+              <w:t xml:space="preserve">7  </w:t>
+            </w:r>
+            <w:r>
+              <w:rPr>
+                <w:sz w:val="16"/>
+                <w:szCs w:val="16"/>
+              </w:rPr>
+              <w:t xml:space="preserve">trustworthy</w:t>
             </w:r>
           </w:p>
         </w:tc>
@@ -9847,7 +8453,7 @@
                 <w:sz w:val="16"/>
                 <w:szCs w:val="16"/>
               </w:rPr>
-              <w:t xml:space="preserve">What moves and prepares the data behind them</w:t>
+              <w:t xml:space="preserve">usually</w:t>
             </w:r>
           </w:p>
         </w:tc>
@@ -9873,14 +8479,14 @@
                 <w:sz w:val="16"/>
                 <w:szCs w:val="16"/>
               </w:rPr>
-              <w:t xml:space="preserve">11  </w:t>
-            </w:r>
-            <w:r>
-              <w:rPr>
-                <w:sz w:val="16"/>
-                <w:szCs w:val="16"/>
-              </w:rPr>
-              <w:t xml:space="preserve">arrangement</w:t>
+              <w:t xml:space="preserve">8  </w:t>
+            </w:r>
+            <w:r>
+              <w:rPr>
+                <w:sz w:val="16"/>
+                <w:szCs w:val="16"/>
+              </w:rPr>
+              <w:t xml:space="preserve">question</w:t>
             </w:r>
           </w:p>
         </w:tc>
@@ -9915,7 +8521,7 @@
                 <w:sz w:val="16"/>
                 <w:szCs w:val="16"/>
               </w:rPr>
-              <w:t xml:space="preserve">How the work is organised so answers can be trusted</w:t>
+              <w:t xml:space="preserve">definitions</w:t>
             </w:r>
           </w:p>
         </w:tc>
@@ -9941,14 +8547,14 @@
                 <w:sz w:val="16"/>
                 <w:szCs w:val="16"/>
               </w:rPr>
-              <w:t xml:space="preserve">12  </w:t>
-            </w:r>
-            <w:r>
-              <w:rPr>
-                <w:sz w:val="16"/>
-                <w:szCs w:val="16"/>
-              </w:rPr>
-              <w:t xml:space="preserve">trustworthy</w:t>
+              <w:t xml:space="preserve">9  </w:t>
+            </w:r>
+            <w:r>
+              <w:rPr>
+                <w:sz w:val="16"/>
+                <w:szCs w:val="16"/>
+              </w:rPr>
+              <w:t xml:space="preserve">narrowed</w:t>
             </w:r>
           </w:p>
         </w:tc>
@@ -9983,7 +8589,7 @@
                 <w:sz w:val="16"/>
                 <w:szCs w:val="16"/>
               </w:rPr>
-              <w:t xml:space="preserve">Not a report, but a decision</w:t>
+              <w:t xml:space="preserve">dashboards</w:t>
             </w:r>
           </w:p>
         </w:tc>
@@ -10009,14 +8615,14 @@
                 <w:sz w:val="16"/>
                 <w:szCs w:val="16"/>
               </w:rPr>
-              <w:t xml:space="preserve">13  </w:t>
-            </w:r>
-            <w:r>
-              <w:rPr>
-                <w:sz w:val="16"/>
-                <w:szCs w:val="16"/>
-              </w:rPr>
-              <w:t xml:space="preserve">question</w:t>
+              <w:t xml:space="preserve">10  </w:t>
+            </w:r>
+            <w:r>
+              <w:rPr>
+                <w:sz w:val="16"/>
+                <w:szCs w:val="16"/>
+              </w:rPr>
+              <w:t xml:space="preserve">backward</w:t>
             </w:r>
           </w:p>
         </w:tc>
@@ -10051,7 +8657,7 @@
                 <w:sz w:val="16"/>
                 <w:szCs w:val="16"/>
               </w:rPr>
-              <w:t xml:space="preserve">A synonym for analytics or for a dashboard</w:t>
+              <w:t xml:space="preserve">application</w:t>
             </w:r>
           </w:p>
         </w:tc>
@@ -10077,14 +8683,14 @@
                 <w:sz w:val="16"/>
                 <w:szCs w:val="16"/>
               </w:rPr>
-              <w:t xml:space="preserve">14  </w:t>
-            </w:r>
-            <w:r>
-              <w:rPr>
-                <w:sz w:val="16"/>
-                <w:szCs w:val="16"/>
-              </w:rPr>
-              <w:t xml:space="preserve">narrowed</w:t>
+              <w:t xml:space="preserve">11  </w:t>
+            </w:r>
+            <w:r>
+              <w:rPr>
+                <w:sz w:val="16"/>
+                <w:szCs w:val="16"/>
+              </w:rPr>
+              <w:t xml:space="preserve">Applications</w:t>
             </w:r>
           </w:p>
         </w:tc>
@@ -10119,7 +8725,7 @@
                 <w:sz w:val="16"/>
                 <w:szCs w:val="16"/>
               </w:rPr>
-              <w:t xml:space="preserve">element</w:t>
+              <w:t xml:space="preserve">practices</w:t>
             </w:r>
           </w:p>
         </w:tc>
@@ -10145,211 +8751,7 @@
                 <w:sz w:val="16"/>
                 <w:szCs w:val="16"/>
               </w:rPr>
-              <w:t xml:space="preserve">15  </w:t>
-            </w:r>
-            <w:r>
-              <w:rPr>
-                <w:sz w:val="16"/>
-                <w:szCs w:val="16"/>
-              </w:rPr>
-              <w:t xml:space="preserve">backward</w:t>
-            </w:r>
-          </w:p>
-        </w:tc>
-      </w:tr>
-      <w:tr>
-        <w:tc>
-          <w:tcPr>
-            <w:tcW w:type="pct" w:w="2500"/>
-            <w:tcMar>
-              <w:top w:type="dxa" w:w="20"/>
-              <w:left w:type="dxa" w:w="80"/>
-              <w:bottom w:type="dxa" w:w="20"/>
-              <w:right w:type="dxa" w:w="80"/>
-            </w:tcMar>
-          </w:tcPr>
-          <w:p>
-            <w:pPr>
-              <w:spacing w:before="12" w:after="12"/>
-            </w:pPr>
-            <w:r>
-              <w:rPr>
-                <w:b/>
-                <w:bCs/>
-                <w:color w:val="8186EF"/>
-                <w:sz w:val="16"/>
-                <w:szCs w:val="16"/>
-              </w:rPr>
-              <w:t xml:space="preserve">7  </w:t>
-            </w:r>
-            <w:r>
-              <w:rPr>
-                <w:sz w:val="16"/>
-                <w:szCs w:val="16"/>
-              </w:rPr>
-              <w:t xml:space="preserve">usually</w:t>
-            </w:r>
-          </w:p>
-        </w:tc>
-        <w:tc>
-          <w:tcPr>
-            <w:tcW w:type="pct" w:w="2500"/>
-            <w:tcMar>
-              <w:top w:type="dxa" w:w="20"/>
-              <w:left w:type="dxa" w:w="80"/>
-              <w:bottom w:type="dxa" w:w="20"/>
-              <w:right w:type="dxa" w:w="80"/>
-            </w:tcMar>
-          </w:tcPr>
-          <w:p>
-            <w:pPr>
-              <w:spacing w:before="12" w:after="12"/>
-            </w:pPr>
-            <w:r>
-              <w:rPr>
-                <w:b/>
-                <w:bCs/>
-                <w:color w:val="8186EF"/>
-                <w:sz w:val="16"/>
-                <w:szCs w:val="16"/>
-              </w:rPr>
-              <w:t xml:space="preserve">16  </w:t>
-            </w:r>
-            <w:r>
-              <w:rPr>
-                <w:sz w:val="16"/>
-                <w:szCs w:val="16"/>
-              </w:rPr>
-              <w:t xml:space="preserve">Tools</w:t>
-            </w:r>
-          </w:p>
-        </w:tc>
-      </w:tr>
-      <w:tr>
-        <w:tc>
-          <w:tcPr>
-            <w:tcW w:type="pct" w:w="2500"/>
-            <w:tcMar>
-              <w:top w:type="dxa" w:w="20"/>
-              <w:left w:type="dxa" w:w="80"/>
-              <w:bottom w:type="dxa" w:w="20"/>
-              <w:right w:type="dxa" w:w="80"/>
-            </w:tcMar>
-          </w:tcPr>
-          <w:p>
-            <w:pPr>
-              <w:spacing w:before="12" w:after="12"/>
-            </w:pPr>
-            <w:r>
-              <w:rPr>
-                <w:b/>
-                <w:bCs/>
-                <w:color w:val="8186EF"/>
-                <w:sz w:val="16"/>
-                <w:szCs w:val="16"/>
-              </w:rPr>
-              <w:t xml:space="preserve">8  </w:t>
-            </w:r>
-            <w:r>
-              <w:rPr>
-                <w:sz w:val="16"/>
-                <w:szCs w:val="16"/>
-              </w:rPr>
-              <w:t xml:space="preserve">Applications</w:t>
-            </w:r>
-          </w:p>
-        </w:tc>
-        <w:tc>
-          <w:tcPr>
-            <w:tcW w:type="pct" w:w="2500"/>
-            <w:tcMar>
-              <w:top w:type="dxa" w:w="20"/>
-              <w:left w:type="dxa" w:w="80"/>
-              <w:bottom w:type="dxa" w:w="20"/>
-              <w:right w:type="dxa" w:w="80"/>
-            </w:tcMar>
-          </w:tcPr>
-          <w:p>
-            <w:pPr>
-              <w:spacing w:before="12" w:after="12"/>
-            </w:pPr>
-            <w:r>
-              <w:rPr>
-                <w:b/>
-                <w:bCs/>
-                <w:color w:val="8186EF"/>
-                <w:sz w:val="16"/>
-                <w:szCs w:val="16"/>
-              </w:rPr>
-              <w:t xml:space="preserve">17  </w:t>
-            </w:r>
-            <w:r>
-              <w:rPr>
-                <w:sz w:val="16"/>
-                <w:szCs w:val="16"/>
-              </w:rPr>
-              <w:t xml:space="preserve">Purpose</w:t>
-            </w:r>
-          </w:p>
-        </w:tc>
-      </w:tr>
-      <w:tr>
-        <w:tc>
-          <w:tcPr>
-            <w:tcW w:type="pct" w:w="2500"/>
-            <w:tcMar>
-              <w:top w:type="dxa" w:w="20"/>
-              <w:left w:type="dxa" w:w="80"/>
-              <w:bottom w:type="dxa" w:w="20"/>
-              <w:right w:type="dxa" w:w="80"/>
-            </w:tcMar>
-          </w:tcPr>
-          <w:p>
-            <w:pPr>
-              <w:spacing w:before="12" w:after="12"/>
-            </w:pPr>
-            <w:r>
-              <w:rPr>
-                <w:b/>
-                <w:bCs/>
-                <w:color w:val="8186EF"/>
-                <w:sz w:val="16"/>
-                <w:szCs w:val="16"/>
-              </w:rPr>
-              <w:t xml:space="preserve">9  </w:t>
-            </w:r>
-            <w:r>
-              <w:rPr>
-                <w:sz w:val="16"/>
-                <w:szCs w:val="16"/>
-              </w:rPr>
-              <w:t xml:space="preserve">definitions</w:t>
-            </w:r>
-          </w:p>
-        </w:tc>
-        <w:tc>
-          <w:tcPr>
-            <w:tcW w:type="pct" w:w="2500"/>
-            <w:tcMar>
-              <w:top w:type="dxa" w:w="20"/>
-              <w:left w:type="dxa" w:w="80"/>
-              <w:bottom w:type="dxa" w:w="20"/>
-              <w:right w:type="dxa" w:w="80"/>
-            </w:tcMar>
-          </w:tcPr>
-          <w:p>
-            <w:pPr>
-              <w:spacing w:before="12" w:after="12"/>
-            </w:pPr>
-            <w:r>
-              <w:rPr>
-                <w:b/>
-                <w:bCs/>
-                <w:color w:val="8186EF"/>
-                <w:sz w:val="16"/>
-                <w:szCs w:val="16"/>
-              </w:rPr>
-              <w:t xml:space="preserve">18  </w:t>
+              <w:t xml:space="preserve">12  </w:t>
             </w:r>
             <w:r>
               <w:rPr>
@@ -10795,7 +9197,7 @@
           <w:sz w:val="19"/>
           <w:szCs w:val="19"/>
         </w:rPr>
-        <w:t xml:space="preserve">Place it in context and it becomes </w:t>
+        <w:t xml:space="preserve">Place it in context and it </w:t>
       </w:r>
       <w:r>
         <w:rPr>
@@ -10813,7 +9215,7 @@
           <w:sz w:val="19"/>
           <w:szCs w:val="19"/>
         </w:rPr>
-        <w:t xml:space="preserve">             </w:t>
+        <w:t xml:space="preserve">           </w:t>
       </w:r>
       <w:r>
         <w:rPr>
@@ -10827,7 +9229,7 @@
           <w:sz w:val="19"/>
           <w:szCs w:val="19"/>
         </w:rPr>
-        <w:t xml:space="preserve">: 240,000 cases sold in 2028 Q3. </w:t>
+        <w:t xml:space="preserve"> information: 240,000 cases sold in 2028 Q3. </w:t>
       </w:r>
       <w:r>
         <w:rPr>
@@ -11055,7 +9457,7 @@
                 <w:sz w:val="16"/>
                 <w:szCs w:val="16"/>
               </w:rPr>
-              <w:t xml:space="preserve">something   ·   decision   ·   kilometres   ·   progression   ·   appears   ·   Beverages   ·   purpose   ·   represents   ·   quarters   ·   exam-core   ·   number   ·   information   ·   nothing</w:t>
+              <w:t xml:space="preserve">something   ·   decision   ·   kilometres   ·   progression   ·   appears   ·   Beverages   ·   purpose   ·   represents   ·   quarters   ·   exam-core   ·   number   ·   becomes   ·   nothing</w:t>
             </w:r>
           </w:p>
         </w:tc>
@@ -11095,7 +9497,14 @@
           <w:sz w:val="19"/>
           <w:szCs w:val="19"/>
         </w:rPr>
-        <w:t xml:space="preserve">The </w:t>
+        <w:t xml:space="preserve">The decision follows from the insight, not from the pattern. </w:t>
+      </w:r>
+      <w:r>
+        <w:rPr>
+          <w:sz w:val="19"/>
+          <w:szCs w:val="19"/>
+        </w:rPr>
+        <w:t xml:space="preserve">If the peak follows the weather rather than the promotion calendar, the extra shift should be </w:t>
       </w:r>
       <w:r>
         <w:rPr>
@@ -11127,14 +9536,7 @@
           <w:sz w:val="19"/>
           <w:szCs w:val="19"/>
         </w:rPr>
-        <w:t xml:space="preserve"> follows from the insight, not from the pattern. </w:t>
-      </w:r>
-      <w:r>
-        <w:rPr>
-          <w:sz w:val="19"/>
-          <w:szCs w:val="19"/>
-        </w:rPr>
-        <w:t xml:space="preserve">If the peak follows the weather rather than the promotion calendar, the extra shift should be </w:t>
+        <w:t xml:space="preserve"> to forecast temperature, and promotion </w:t>
       </w:r>
       <w:r>
         <w:rPr>
@@ -11166,7 +9568,14 @@
           <w:sz w:val="19"/>
           <w:szCs w:val="19"/>
         </w:rPr>
-        <w:t xml:space="preserve"> to forecast </w:t>
+        <w:t xml:space="preserve"> in the hottest weeks may be buying demand that would have arrived anyway. </w:t>
+      </w:r>
+      <w:r>
+        <w:rPr>
+          <w:sz w:val="19"/>
+          <w:szCs w:val="19"/>
+        </w:rPr>
+        <w:t xml:space="preserve"/>
       </w:r>
       <w:r>
         <w:rPr>
@@ -11184,7 +9593,7 @@
           <w:sz w:val="19"/>
           <w:szCs w:val="19"/>
         </w:rPr>
-        <w:t xml:space="preserve">             </w:t>
+        <w:t xml:space="preserve">            </w:t>
       </w:r>
       <w:r>
         <w:rPr>
@@ -11198,14 +9607,7 @@
           <w:sz w:val="19"/>
           <w:szCs w:val="19"/>
         </w:rPr>
-        <w:t xml:space="preserve">, and promotion spending in the hottest weeks may be buying demand that would have arrived anyway. </w:t>
-      </w:r>
-      <w:r>
-        <w:rPr>
-          <w:sz w:val="19"/>
-          <w:szCs w:val="19"/>
-        </w:rPr>
-        <w:t xml:space="preserve"/>
+        <w:t xml:space="preserve"> up to insight is analysis and can be </w:t>
       </w:r>
       <w:r>
         <w:rPr>
@@ -11223,7 +9625,7 @@
           <w:sz w:val="19"/>
           <w:szCs w:val="19"/>
         </w:rPr>
-        <w:t xml:space="preserve">            </w:t>
+        <w:t xml:space="preserve">           </w:t>
       </w:r>
       <w:r>
         <w:rPr>
@@ -11237,7 +9639,14 @@
           <w:sz w:val="19"/>
           <w:szCs w:val="19"/>
         </w:rPr>
-        <w:t xml:space="preserve"> up to insight is analysis and can be </w:t>
+        <w:t xml:space="preserve">. </w:t>
+      </w:r>
+      <w:r>
+        <w:rPr>
+          <w:sz w:val="19"/>
+          <w:szCs w:val="19"/>
+        </w:rPr>
+        <w:t xml:space="preserve">The action requires somebody with the </w:t>
       </w:r>
       <w:r>
         <w:rPr>
@@ -11269,14 +9678,7 @@
           <w:sz w:val="19"/>
           <w:szCs w:val="19"/>
         </w:rPr>
-        <w:t xml:space="preserve">. </w:t>
-      </w:r>
-      <w:r>
-        <w:rPr>
-          <w:sz w:val="19"/>
-          <w:szCs w:val="19"/>
-        </w:rPr>
-        <w:t xml:space="preserve">The action requires somebody with the </w:t>
+        <w:t xml:space="preserve"> to change the shift pattern, and willing to accept an analyst's finding over a </w:t>
       </w:r>
       <w:r>
         <w:rPr>
@@ -11294,7 +9696,7 @@
           <w:sz w:val="19"/>
           <w:szCs w:val="19"/>
         </w:rPr>
-        <w:t xml:space="preserve">           </w:t>
+        <w:t xml:space="preserve">               </w:t>
       </w:r>
       <w:r>
         <w:rPr>
@@ -11308,7 +9710,14 @@
           <w:sz w:val="19"/>
           <w:szCs w:val="19"/>
         </w:rPr>
-        <w:t xml:space="preserve"> to change the shift pattern, and willing to accept an analyst's finding over a </w:t>
+        <w:t xml:space="preserve"> assumption. </w:t>
+      </w:r>
+      <w:r>
+        <w:rPr>
+          <w:sz w:val="19"/>
+          <w:szCs w:val="19"/>
+        </w:rPr>
+        <w:t xml:space="preserve">That is the </w:t>
       </w:r>
       <w:r>
         <w:rPr>
@@ -11326,7 +9735,7 @@
           <w:sz w:val="19"/>
           <w:szCs w:val="19"/>
         </w:rPr>
-        <w:t xml:space="preserve">               </w:t>
+        <w:t xml:space="preserve">            </w:t>
       </w:r>
       <w:r>
         <w:rPr>
@@ -11340,14 +9749,7 @@
           <w:sz w:val="19"/>
           <w:szCs w:val="19"/>
         </w:rPr>
-        <w:t xml:space="preserve"> assumption. </w:t>
-      </w:r>
-      <w:r>
-        <w:rPr>
-          <w:sz w:val="19"/>
-          <w:szCs w:val="19"/>
-        </w:rPr>
-        <w:t xml:space="preserve">That is the </w:t>
+        <w:t xml:space="preserve"> the fourth row describes, and it is not bought with </w:t>
       </w:r>
       <w:r>
         <w:rPr>
@@ -11365,7 +9767,7 @@
           <w:sz w:val="19"/>
           <w:szCs w:val="19"/>
         </w:rPr>
-        <w:t xml:space="preserve">            </w:t>
+        <w:t xml:space="preserve">           </w:t>
       </w:r>
       <w:r>
         <w:rPr>
@@ -11379,7 +9781,7 @@
           <w:sz w:val="19"/>
           <w:szCs w:val="19"/>
         </w:rPr>
-        <w:t xml:space="preserve"> the fourth row describes, and it is not bought with software. </w:t>
+        <w:t xml:space="preserve">. </w:t>
       </w:r>
     </w:p>
     <w:tbl>
@@ -11437,7 +9839,7 @@
                 <w:sz w:val="16"/>
                 <w:szCs w:val="16"/>
               </w:rPr>
-              <w:t xml:space="preserve">long-standing   ·   delegated   ·   scheduled   ·   capability   ·   becomes   ·   temperature   ·   decision   ·   Everything   ·   authority</w:t>
+              <w:t xml:space="preserve">capability   ·   authority   ·   spending   ·   software   ·   becomes   ·   Everything   ·   scheduled   ·   delegated   ·   long-standing</w:t>
             </w:r>
           </w:p>
         </w:tc>
@@ -11504,92 +9906,440 @@
         <w:t xml:space="preserve">Complete the blank cells.</w:t>
       </w:r>
     </w:p>
-    <w:p>
-      <w:pPr>
-        <w:pageBreakBefore w:val="true"/>
-        <w:spacing w:after="0"/>
-      </w:pPr>
-      <w:r>
-        <w:rPr>
-          <w:sz w:val="2"/>
-        </w:rPr>
-        <w:t xml:space="preserve"> </w:t>
-      </w:r>
-    </w:p>
-    <w:p>
-      <w:pPr>
-        <w:spacing w:before="44" w:after="10"/>
-      </w:pPr>
-      <w:r>
-        <w:rPr>
-          <w:b/>
-          <w:bCs/>
-          <w:color w:val="353A7C"/>
-          <w:sz w:val="18"/>
-          <w:szCs w:val="18"/>
-        </w:rPr>
-        <w:t xml:space="preserve">Your turn: name four characteristics (complete the blanks)</w:t>
-      </w:r>
-    </w:p>
-    <w:p>
-      <w:pPr>
-        <w:spacing w:before="0" w:after="12"/>
-      </w:pPr>
-      <w:r>
-        <w:rPr>
-          <w:color w:val="6B7280"/>
-          <w:sz w:val="15"/>
-          <w:szCs w:val="15"/>
-        </w:rPr>
-        <w:t xml:space="preserve">Every item belongs to exactly one group.</w:t>
-      </w:r>
-    </w:p>
-    <w:p>
-      <w:pPr>
-        <w:spacing w:after="40" w:before="90"/>
-        <w:jc w:val="center"/>
-      </w:pPr>
-      <w:r>
-        <w:drawing>
-          <wp:inline distT="0" distB="0" distL="0" distR="0">
-            <wp:extent cx="5734050" cy="1871100"/>
-            <wp:effectExtent t="0" r="0" b="0" l="0"/>
-            <wp:docPr id="1" name="" descr="" title=""/>
-            <wp:cNvGraphicFramePr>
-              <a:graphicFrameLocks xmlns:a="http://schemas.openxmlformats.org/drawingml/2006/main" noChangeAspect="1"/>
-            </wp:cNvGraphicFramePr>
-            <a:graphic xmlns:a="http://schemas.openxmlformats.org/drawingml/2006/main">
-              <a:graphicData uri="http://schemas.openxmlformats.org/drawingml/2006/picture">
-                <pic:pic xmlns:pic="http://schemas.openxmlformats.org/drawingml/2006/picture">
-                  <pic:nvPicPr>
-                    <pic:cNvPr id="0" name="" descr=""/>
-                    <pic:cNvPicPr>
-                      <a:picLocks noChangeAspect="1" noChangeArrowheads="1"/>
-                    </pic:cNvPicPr>
-                  </pic:nvPicPr>
-                  <pic:blipFill>
-                    <a:blip r:embed="rId105" cstate="none"/>
-                    <a:srcRect/>
-                    <a:stretch>
-                      <a:fillRect/>
-                    </a:stretch>
-                  </pic:blipFill>
-                  <pic:spPr bwMode="auto">
-                    <a:xfrm>
-                      <a:off x="0" y="0"/>
-                      <a:ext cx="5734050" cy="1871100"/>
-                    </a:xfrm>
-                    <a:prstGeom prst="rect">
-                      <a:avLst/>
-                    </a:prstGeom>
-                  </pic:spPr>
-                </pic:pic>
-              </a:graphicData>
-            </a:graphic>
-          </wp:inline>
-        </w:drawing>
-      </w:r>
-    </w:p>
+    <w:tbl>
+      <w:tblPr>
+        <w:tblW w:type="pct" w:w="100%"/>
+        <w:tblLayout w:type="fixed"/>
+        <w:tblBorders>
+          <w:top w:val="single" w:color="353A7C" w:sz="6"/>
+          <w:left w:val="single" w:color="353A7C" w:sz="6"/>
+          <w:bottom w:val="single" w:color="353A7C" w:sz="6"/>
+          <w:right w:val="single" w:color="353A7C" w:sz="6"/>
+          <w:insideH w:val="single" w:color="353A7C" w:sz="6"/>
+          <w:insideV w:val="single" w:color="353A7C" w:sz="6"/>
+        </w:tblBorders>
+      </w:tblPr>
+      <w:tblGrid>
+        <w:gridCol w:w="3921"/>
+        <w:gridCol w:w="1455"/>
+        <w:gridCol w:w="4224"/>
+      </w:tblGrid>
+      <w:tr>
+        <w:tc>
+          <w:tcPr>
+            <w:tcW w:type="pct" w:w="5000"/>
+            <w:gridSpan w:val="3"/>
+            <w:shd w:fill="353A7C" w:val="clear"/>
+            <w:tcMar>
+              <w:top w:type="dxa" w:w="60"/>
+              <w:left w:type="dxa" w:w="120"/>
+              <w:bottom w:type="dxa" w:w="60"/>
+              <w:right w:type="dxa" w:w="120"/>
+            </w:tcMar>
+          </w:tcPr>
+          <w:p>
+            <w:pPr>
+              <w:spacing w:before="40" w:after="40"/>
+            </w:pPr>
+            <w:r>
+              <w:rPr>
+                <w:b/>
+                <w:bCs/>
+                <w:color w:val="FFFFFF"/>
+                <w:sz w:val="17"/>
+                <w:szCs w:val="17"/>
+              </w:rPr>
+              <w:t xml:space="preserve">Your turn: name four characteristics (complete the blanks)</w:t>
+            </w:r>
+          </w:p>
+        </w:tc>
+      </w:tr>
+      <w:tr>
+        <w:tc>
+          <w:tcPr>
+            <w:tcW w:type="pct" w:w="2042"/>
+            <w:shd w:fill="353A7C" w:val="clear"/>
+            <w:tcMar>
+              <w:top w:type="dxa" w:w="50"/>
+              <w:left w:type="dxa" w:w="110"/>
+              <w:bottom w:type="dxa" w:w="50"/>
+              <w:right w:type="dxa" w:w="110"/>
+            </w:tcMar>
+          </w:tcPr>
+          <w:p>
+            <w:pPr>
+              <w:spacing w:before="30" w:after="30"/>
+            </w:pPr>
+            <w:r>
+              <w:rPr>
+                <w:b/>
+                <w:bCs/>
+                <w:color w:val="FFFFFF"/>
+                <w:sz w:val="15"/>
+                <w:szCs w:val="15"/>
+              </w:rPr>
+              <w:t xml:space="preserve">What is described</w:t>
+            </w:r>
+          </w:p>
+        </w:tc>
+        <w:tc>
+          <w:tcPr>
+            <w:tcW w:type="pct" w:w="758"/>
+            <w:shd w:fill="353A7C" w:val="clear"/>
+            <w:tcMar>
+              <w:top w:type="dxa" w:w="50"/>
+              <w:left w:type="dxa" w:w="110"/>
+              <w:bottom w:type="dxa" w:w="50"/>
+              <w:right w:type="dxa" w:w="110"/>
+            </w:tcMar>
+          </w:tcPr>
+          <w:p>
+            <w:pPr>
+              <w:spacing w:before="30" w:after="30"/>
+            </w:pPr>
+            <w:r>
+              <w:rPr>
+                <w:b/>
+                <w:bCs/>
+                <w:color w:val="FFFFFF"/>
+                <w:sz w:val="15"/>
+                <w:szCs w:val="15"/>
+              </w:rPr>
+              <w:t xml:space="preserve">Which V?</w:t>
+            </w:r>
+          </w:p>
+        </w:tc>
+        <w:tc>
+          <w:tcPr>
+            <w:tcW w:type="pct" w:w="2200"/>
+            <w:shd w:fill="353A7C" w:val="clear"/>
+            <w:tcMar>
+              <w:top w:type="dxa" w:w="50"/>
+              <w:left w:type="dxa" w:w="110"/>
+              <w:bottom w:type="dxa" w:w="50"/>
+              <w:right w:type="dxa" w:w="110"/>
+            </w:tcMar>
+          </w:tcPr>
+          <w:p>
+            <w:pPr>
+              <w:spacing w:before="30" w:after="30"/>
+            </w:pPr>
+            <w:r>
+              <w:rPr>
+                <w:b/>
+                <w:bCs/>
+                <w:color w:val="FFFFFF"/>
+                <w:sz w:val="15"/>
+                <w:szCs w:val="15"/>
+              </w:rPr>
+              <w:t xml:space="preserve">Why</w:t>
+            </w:r>
+          </w:p>
+        </w:tc>
+      </w:tr>
+      <w:tr>
+        <w:tc>
+          <w:tcPr>
+            <w:tcW w:type="pct" w:w="2042"/>
+            <w:tcMar>
+              <w:top w:type="dxa" w:w="50"/>
+              <w:left w:type="dxa" w:w="110"/>
+              <w:bottom w:type="dxa" w:w="50"/>
+              <w:right w:type="dxa" w:w="110"/>
+            </w:tcMar>
+          </w:tcPr>
+          <w:p>
+            <w:pPr>
+              <w:spacing w:before="28" w:after="28"/>
+            </w:pPr>
+            <w:r>
+              <w:rPr>
+                <w:sz w:val="15"/>
+                <w:szCs w:val="15"/>
+              </w:rPr>
+              <w:t xml:space="preserve">Millions of order lines held over three years</w:t>
+            </w:r>
+          </w:p>
+        </w:tc>
+        <w:tc>
+          <w:tcPr>
+            <w:tcW w:type="pct" w:w="758"/>
+            <w:tcMar>
+              <w:top w:type="dxa" w:w="50"/>
+              <w:left w:type="dxa" w:w="110"/>
+              <w:bottom w:type="dxa" w:w="50"/>
+              <w:right w:type="dxa" w:w="110"/>
+            </w:tcMar>
+          </w:tcPr>
+          <w:p>
+            <w:pPr>
+              <w:spacing w:before="28" w:after="28"/>
+            </w:pPr>
+            <w:r>
+              <w:rPr>
+                <w:sz w:val="15"/>
+                <w:szCs w:val="15"/>
+              </w:rPr>
+              <w:t xml:space="preserve">Volume</w:t>
+            </w:r>
+          </w:p>
+        </w:tc>
+        <w:tc>
+          <w:tcPr>
+            <w:tcW w:type="pct" w:w="2200"/>
+            <w:shd w:fill="FFFFFF" w:val="clear"/>
+            <w:tcMar>
+              <w:top w:type="dxa" w:w="50"/>
+              <w:left w:type="dxa" w:w="110"/>
+              <w:bottom w:type="dxa" w:w="50"/>
+              <w:right w:type="dxa" w:w="110"/>
+            </w:tcMar>
+          </w:tcPr>
+          <w:p>
+            <w:pPr>
+              <w:spacing w:before="46" w:after="46"/>
+            </w:pPr>
+            <w:r>
+              <w:rPr>
+                <w:b/>
+                <w:bCs/>
+                <w:color w:val="8186EF"/>
+                <w:sz w:val="14"/>
+                <w:szCs w:val="14"/>
+              </w:rPr>
+              <w:t xml:space="preserve">(21)</w:t>
+            </w:r>
+          </w:p>
+        </w:tc>
+      </w:tr>
+      <w:tr>
+        <w:tc>
+          <w:tcPr>
+            <w:tcW w:type="pct" w:w="2042"/>
+            <w:shd w:fill="FBFAF6" w:val="clear"/>
+            <w:tcMar>
+              <w:top w:type="dxa" w:w="50"/>
+              <w:left w:type="dxa" w:w="110"/>
+              <w:bottom w:type="dxa" w:w="50"/>
+              <w:right w:type="dxa" w:w="110"/>
+            </w:tcMar>
+          </w:tcPr>
+          <w:p>
+            <w:pPr>
+              <w:spacing w:before="28" w:after="28"/>
+            </w:pPr>
+            <w:r>
+              <w:rPr>
+                <w:sz w:val="15"/>
+                <w:szCs w:val="15"/>
+              </w:rPr>
+              <w:t xml:space="preserve">Plant sensors reporting every few seconds</w:t>
+            </w:r>
+          </w:p>
+        </w:tc>
+        <w:tc>
+          <w:tcPr>
+            <w:tcW w:type="pct" w:w="758"/>
+            <w:shd w:fill="FBFAF6" w:val="clear"/>
+            <w:tcMar>
+              <w:top w:type="dxa" w:w="50"/>
+              <w:left w:type="dxa" w:w="110"/>
+              <w:bottom w:type="dxa" w:w="50"/>
+              <w:right w:type="dxa" w:w="110"/>
+            </w:tcMar>
+          </w:tcPr>
+          <w:p>
+            <w:pPr>
+              <w:spacing w:before="28" w:after="28"/>
+            </w:pPr>
+            <w:r>
+              <w:rPr>
+                <w:sz w:val="15"/>
+                <w:szCs w:val="15"/>
+              </w:rPr>
+              <w:t xml:space="preserve">Velocity</w:t>
+            </w:r>
+          </w:p>
+        </w:tc>
+        <w:tc>
+          <w:tcPr>
+            <w:tcW w:type="pct" w:w="2200"/>
+            <w:shd w:fill="FBFAF6" w:val="clear"/>
+            <w:tcMar>
+              <w:top w:type="dxa" w:w="50"/>
+              <w:left w:type="dxa" w:w="110"/>
+              <w:bottom w:type="dxa" w:w="50"/>
+              <w:right w:type="dxa" w:w="110"/>
+            </w:tcMar>
+          </w:tcPr>
+          <w:p>
+            <w:pPr>
+              <w:spacing w:before="28" w:after="28"/>
+            </w:pPr>
+            <w:r>
+              <w:rPr>
+                <w:sz w:val="15"/>
+                <w:szCs w:val="15"/>
+              </w:rPr>
+              <w:t xml:space="preserve">Velocity describes how fast data arrives, and sensor data arrives far faster than monthly reporting</w:t>
+            </w:r>
+          </w:p>
+        </w:tc>
+      </w:tr>
+      <w:tr>
+        <w:tc>
+          <w:tcPr>
+            <w:tcW w:type="pct" w:w="2042"/>
+            <w:tcMar>
+              <w:top w:type="dxa" w:w="50"/>
+              <w:left w:type="dxa" w:w="110"/>
+              <w:bottom w:type="dxa" w:w="50"/>
+              <w:right w:type="dxa" w:w="110"/>
+            </w:tcMar>
+          </w:tcPr>
+          <w:p>
+            <w:pPr>
+              <w:spacing w:before="28" w:after="28"/>
+            </w:pPr>
+            <w:r>
+              <w:rPr>
+                <w:sz w:val="15"/>
+                <w:szCs w:val="15"/>
+              </w:rPr>
+              <w:t xml:space="preserve">Numbers, emails and photographs together</w:t>
+            </w:r>
+          </w:p>
+        </w:tc>
+        <w:tc>
+          <w:tcPr>
+            <w:tcW w:type="pct" w:w="758"/>
+            <w:shd w:fill="FFFFFF" w:val="clear"/>
+            <w:tcMar>
+              <w:top w:type="dxa" w:w="50"/>
+              <w:left w:type="dxa" w:w="110"/>
+              <w:bottom w:type="dxa" w:w="50"/>
+              <w:right w:type="dxa" w:w="110"/>
+            </w:tcMar>
+          </w:tcPr>
+          <w:p>
+            <w:pPr>
+              <w:spacing w:before="46" w:after="46"/>
+            </w:pPr>
+            <w:r>
+              <w:rPr>
+                <w:b/>
+                <w:bCs/>
+                <w:color w:val="8186EF"/>
+                <w:sz w:val="14"/>
+                <w:szCs w:val="14"/>
+              </w:rPr>
+              <w:t xml:space="preserve">(22)</w:t>
+            </w:r>
+          </w:p>
+        </w:tc>
+        <w:tc>
+          <w:tcPr>
+            <w:tcW w:type="pct" w:w="2200"/>
+            <w:tcMar>
+              <w:top w:type="dxa" w:w="50"/>
+              <w:left w:type="dxa" w:w="110"/>
+              <w:bottom w:type="dxa" w:w="50"/>
+              <w:right w:type="dxa" w:w="110"/>
+            </w:tcMar>
+          </w:tcPr>
+          <w:p>
+            <w:pPr>
+              <w:spacing w:before="28" w:after="28"/>
+            </w:pPr>
+            <w:r>
+              <w:rPr>
+                <w:sz w:val="15"/>
+                <w:szCs w:val="15"/>
+              </w:rPr>
+              <w:t xml:space="preserve">It describes how many different kinds of data are involved</w:t>
+            </w:r>
+          </w:p>
+        </w:tc>
+      </w:tr>
+      <w:tr>
+        <w:tc>
+          <w:tcPr>
+            <w:tcW w:type="pct" w:w="2042"/>
+            <w:shd w:fill="FBFAF6" w:val="clear"/>
+            <w:tcMar>
+              <w:top w:type="dxa" w:w="50"/>
+              <w:left w:type="dxa" w:w="110"/>
+              <w:bottom w:type="dxa" w:w="50"/>
+              <w:right w:type="dxa" w:w="110"/>
+            </w:tcMar>
+          </w:tcPr>
+          <w:p>
+            <w:pPr>
+              <w:spacing w:before="28" w:after="28"/>
+            </w:pPr>
+            <w:r>
+              <w:rPr>
+                <w:sz w:val="15"/>
+                <w:szCs w:val="15"/>
+              </w:rPr>
+              <w:t xml:space="preserve">Three spellings of one distributor</w:t>
+            </w:r>
+          </w:p>
+        </w:tc>
+        <w:tc>
+          <w:tcPr>
+            <w:tcW w:type="pct" w:w="758"/>
+            <w:shd w:fill="FFFFFF" w:val="clear"/>
+            <w:tcMar>
+              <w:top w:type="dxa" w:w="50"/>
+              <w:left w:type="dxa" w:w="110"/>
+              <w:bottom w:type="dxa" w:w="50"/>
+              <w:right w:type="dxa" w:w="110"/>
+            </w:tcMar>
+          </w:tcPr>
+          <w:p>
+            <w:pPr>
+              <w:spacing w:before="46" w:after="46"/>
+            </w:pPr>
+            <w:r>
+              <w:rPr>
+                <w:b/>
+                <w:bCs/>
+                <w:color w:val="8186EF"/>
+                <w:sz w:val="14"/>
+                <w:szCs w:val="14"/>
+              </w:rPr>
+              <w:t xml:space="preserve">(23)</w:t>
+            </w:r>
+          </w:p>
+        </w:tc>
+        <w:tc>
+          <w:tcPr>
+            <w:tcW w:type="pct" w:w="2200"/>
+            <w:shd w:fill="FBFAF6" w:val="clear"/>
+            <w:tcMar>
+              <w:top w:type="dxa" w:w="50"/>
+              <w:left w:type="dxa" w:w="110"/>
+              <w:bottom w:type="dxa" w:w="50"/>
+              <w:right w:type="dxa" w:w="110"/>
+            </w:tcMar>
+          </w:tcPr>
+          <w:p>
+            <w:pPr>
+              <w:spacing w:before="28" w:after="28"/>
+            </w:pPr>
+            <w:r>
+              <w:rPr>
+                <w:sz w:val="15"/>
+                <w:szCs w:val="15"/>
+              </w:rPr>
+              <w:t xml:space="preserve">It describes how far the data can be trusted</w:t>
+            </w:r>
+          </w:p>
+        </w:tc>
+      </w:tr>
+    </w:tbl>
+    <w:p/>
     <w:tbl>
       <w:tblPr>
         <w:tblW w:type="pct" w:w="100%"/>
@@ -11645,7 +10395,7 @@
                 <w:sz w:val="16"/>
                 <w:szCs w:val="16"/>
               </w:rPr>
-              <w:t xml:space="preserve">Numbers, emails and photographs together   ·   Plant sensors reporting every few seconds   ·   Millions of order lines held over three years</w:t>
+              <w:t xml:space="preserve">data science capability   ·   Veracity   ·   It describes how much data there is   ·   Variety</w:t>
             </w:r>
           </w:p>
         </w:tc>
@@ -11701,6 +10451,18 @@
     <w:p/>
     <w:p>
       <w:pPr>
+        <w:pageBreakBefore w:val="true"/>
+        <w:spacing w:after="0"/>
+      </w:pPr>
+      <w:r>
+        <w:rPr>
+          <w:sz w:val="2"/>
+        </w:rPr>
+        <w:t xml:space="preserve"> </w:t>
+      </w:r>
+    </w:p>
+    <w:p>
+      <w:pPr>
         <w:spacing w:before="44" w:after="14"/>
       </w:pPr>
       <w:r>
@@ -11719,7 +10481,7 @@
           <w:sz w:val="16"/>
           <w:szCs w:val="16"/>
         </w:rPr>
-        <w:t xml:space="preserve">      gaps 23–26</w:t>
+        <w:t xml:space="preserve">      gaps 24–26</w:t>
       </w:r>
     </w:p>
     <w:p>
@@ -11732,7 +10494,21 @@
           <w:sz w:val="19"/>
           <w:szCs w:val="19"/>
         </w:rPr>
-        <w:t xml:space="preserve">A fact alone is data; a fact in context is </w:t>
+        <w:t xml:space="preserve">A fact alone is data; a fact in context is information. </w:t>
+      </w:r>
+      <w:r>
+        <w:rPr>
+          <w:sz w:val="19"/>
+          <w:szCs w:val="19"/>
+        </w:rPr>
+        <w:t xml:space="preserve">A regularity across cases is knowledge; an explanation of it is insight. </w:t>
+      </w:r>
+      <w:r>
+        <w:rPr>
+          <w:sz w:val="19"/>
+          <w:szCs w:val="19"/>
+        </w:rPr>
+        <w:t xml:space="preserve">Only insight </w:t>
       </w:r>
       <w:r>
         <w:rPr>
@@ -11742,7 +10518,7 @@
           <w:sz w:val="15"/>
           <w:szCs w:val="15"/>
         </w:rPr>
-        <w:t xml:space="preserve"> (23) </w:t>
+        <w:t xml:space="preserve"> (24) </w:t>
       </w:r>
       <w:r>
         <w:rPr>
@@ -11750,7 +10526,7 @@
           <w:sz w:val="19"/>
           <w:szCs w:val="19"/>
         </w:rPr>
-        <w:t xml:space="preserve">             </w:t>
+        <w:t xml:space="preserve">           </w:t>
       </w:r>
       <w:r>
         <w:rPr>
@@ -11764,14 +10540,14 @@
           <w:sz w:val="19"/>
           <w:szCs w:val="19"/>
         </w:rPr>
-        <w:t xml:space="preserve">. </w:t>
-      </w:r>
-      <w:r>
-        <w:rPr>
-          <w:sz w:val="19"/>
-          <w:szCs w:val="19"/>
-        </w:rPr>
-        <w:t xml:space="preserve">A regularity across cases is knowledge; an </w:t>
+        <w:t xml:space="preserve"> an action, because only insight says why. </w:t>
+      </w:r>
+      <w:r>
+        <w:rPr>
+          <w:sz w:val="19"/>
+          <w:szCs w:val="19"/>
+        </w:rPr>
+        <w:t xml:space="preserve">Most </w:t>
       </w:r>
       <w:r>
         <w:rPr>
@@ -11781,7 +10557,7 @@
           <w:sz w:val="15"/>
           <w:szCs w:val="15"/>
         </w:rPr>
-        <w:t xml:space="preserve"> (24) </w:t>
+        <w:t xml:space="preserve"> (25) </w:t>
       </w:r>
       <w:r>
         <w:rPr>
@@ -11789,7 +10565,7 @@
           <w:sz w:val="19"/>
           <w:szCs w:val="19"/>
         </w:rPr>
-        <w:t xml:space="preserve">             </w:t>
+        <w:t xml:space="preserve">               </w:t>
       </w:r>
       <w:r>
         <w:rPr>
@@ -11803,14 +10579,7 @@
           <w:sz w:val="19"/>
           <w:szCs w:val="19"/>
         </w:rPr>
-        <w:t xml:space="preserve"> of it is insight. </w:t>
-      </w:r>
-      <w:r>
-        <w:rPr>
-          <w:sz w:val="19"/>
-          <w:szCs w:val="19"/>
-        </w:rPr>
-        <w:t xml:space="preserve">Only insight </w:t>
+        <w:t xml:space="preserve"> stop at knowledge and act on the calendar </w:t>
       </w:r>
       <w:r>
         <w:rPr>
@@ -11820,7 +10589,7 @@
           <w:sz w:val="15"/>
           <w:szCs w:val="15"/>
         </w:rPr>
-        <w:t xml:space="preserve"> (25) </w:t>
+        <w:t xml:space="preserve"> (26) </w:t>
       </w:r>
       <w:r>
         <w:rPr>
@@ -11842,46 +10611,7 @@
           <w:sz w:val="19"/>
           <w:szCs w:val="19"/>
         </w:rPr>
-        <w:t xml:space="preserve"> an action, because only insight says why. </w:t>
-      </w:r>
-      <w:r>
-        <w:rPr>
-          <w:sz w:val="19"/>
-          <w:szCs w:val="19"/>
-        </w:rPr>
-        <w:t xml:space="preserve">Most </w:t>
-      </w:r>
-      <w:r>
-        <w:rPr>
-          <w:b/>
-          <w:bCs/>
-          <w:color w:val="8186EF"/>
-          <w:sz w:val="15"/>
-          <w:szCs w:val="15"/>
-        </w:rPr>
-        <w:t xml:space="preserve"> (26) </w:t>
-      </w:r>
-      <w:r>
-        <w:rPr>
-          <w:u w:val="single"/>
-          <w:sz w:val="19"/>
-          <w:szCs w:val="19"/>
-        </w:rPr>
-        <w:t xml:space="preserve">               </w:t>
-      </w:r>
-      <w:r>
-        <w:rPr>
-          <w:sz w:val="19"/>
-          <w:szCs w:val="19"/>
-        </w:rPr>
-        <w:t xml:space="preserve"> </w:t>
-      </w:r>
-      <w:r>
-        <w:rPr>
-          <w:sz w:val="19"/>
-          <w:szCs w:val="19"/>
-        </w:rPr>
-        <w:t xml:space="preserve"> stop at knowledge and act on the calendar instead. </w:t>
+        <w:t xml:space="preserve">. </w:t>
       </w:r>
     </w:p>
     <w:tbl>
@@ -11939,7 +10669,7 @@
                 <w:sz w:val="16"/>
                 <w:szCs w:val="16"/>
               </w:rPr>
-              <w:t xml:space="preserve">information   ·   appears   ·   supports   ·   explanation   ·   organizations</w:t>
+              <w:t xml:space="preserve">instead   ·   organizations   ·   supports   ·   context</w:t>
             </w:r>
           </w:p>
         </w:tc>
@@ -12013,7 +10743,7 @@
           <w:sz w:val="16"/>
           <w:szCs w:val="16"/>
         </w:rPr>
-        <w:t xml:space="preserve">      gaps 27–29</w:t>
+        <w:t xml:space="preserve">      gaps 27–28</w:t>
       </w:r>
     </w:p>
     <w:p>
@@ -12026,7 +10756,7 @@
           <w:sz w:val="19"/>
           <w:szCs w:val="19"/>
         </w:rPr>
-        <w:t xml:space="preserve">A question gives a </w:t>
+        <w:t xml:space="preserve">A </w:t>
       </w:r>
       <w:r>
         <w:rPr>
@@ -12058,14 +10788,14 @@
           <w:sz w:val="19"/>
           <w:szCs w:val="19"/>
         </w:rPr>
-        <w:t xml:space="preserve"> and asks which step it is. </w:t>
-      </w:r>
-      <w:r>
-        <w:rPr>
-          <w:sz w:val="19"/>
-          <w:szCs w:val="19"/>
-        </w:rPr>
-        <w:t xml:space="preserve">Test it: is it a bare fact, a fact with context, a pattern, an </w:t>
+        <w:t xml:space="preserve"> gives a statement and asks which step it is. </w:t>
+      </w:r>
+      <w:r>
+        <w:rPr>
+          <w:sz w:val="19"/>
+          <w:szCs w:val="19"/>
+        </w:rPr>
+        <w:t xml:space="preserve">Test it: is it a bare fact, a fact with context, a pattern, an explanation, or a decision? The </w:t>
       </w:r>
       <w:r>
         <w:rPr>
@@ -12083,7 +10813,7 @@
           <w:sz w:val="19"/>
           <w:szCs w:val="19"/>
         </w:rPr>
-        <w:t xml:space="preserve">             </w:t>
+        <w:t xml:space="preserve">           </w:t>
       </w:r>
       <w:r>
         <w:rPr>
@@ -12097,39 +10827,7 @@
           <w:sz w:val="19"/>
           <w:szCs w:val="19"/>
         </w:rPr>
-        <w:t xml:space="preserve">, or a decision? The commonest error is calling a pattern an </w:t>
-      </w:r>
-      <w:r>
-        <w:rPr>
-          <w:b/>
-          <w:bCs/>
-          <w:color w:val="8186EF"/>
-          <w:sz w:val="15"/>
-          <w:szCs w:val="15"/>
-        </w:rPr>
-        <w:t xml:space="preserve"> (29) </w:t>
-      </w:r>
-      <w:r>
-        <w:rPr>
-          <w:u w:val="single"/>
-          <w:sz w:val="19"/>
-          <w:szCs w:val="19"/>
-        </w:rPr>
-        <w:t xml:space="preserve">           </w:t>
-      </w:r>
-      <w:r>
-        <w:rPr>
-          <w:sz w:val="19"/>
-          <w:szCs w:val="19"/>
-        </w:rPr>
-        <w:t xml:space="preserve"> </w:t>
-      </w:r>
-      <w:r>
-        <w:rPr>
-          <w:sz w:val="19"/>
-          <w:szCs w:val="19"/>
-        </w:rPr>
-        <w:t xml:space="preserve">. </w:t>
+        <w:t xml:space="preserve"> error is calling a pattern an insight. </w:t>
       </w:r>
     </w:p>
     <w:tbl>
@@ -12187,7 +10885,7 @@
                 <w:sz w:val="16"/>
                 <w:szCs w:val="16"/>
               </w:rPr>
-              <w:t xml:space="preserve">explanation   ·   willing   ·   statement   ·   insight</w:t>
+              <w:t xml:space="preserve">insight   ·   question   ·   commonest</w:t>
             </w:r>
           </w:p>
         </w:tc>
@@ -12208,8 +10906,8 @@
         </w:tblBorders>
       </w:tblPr>
       <w:tblGrid>
+        <w:gridCol w:w="4992"/>
         <w:gridCol w:w="4608"/>
-        <w:gridCol w:w="4992"/>
       </w:tblGrid>
       <w:tr>
         <w:tc>
@@ -12244,7 +10942,7 @@
       <w:tr>
         <w:tc>
           <w:tcPr>
-            <w:tcW w:type="pct" w:w="2400"/>
+            <w:tcW w:type="pct" w:w="2600"/>
             <w:shd w:fill="353A7C" w:val="clear"/>
             <w:tcMar>
               <w:top w:type="dxa" w:w="50"/>
@@ -12265,13 +10963,13 @@
                 <w:sz w:val="15"/>
                 <w:szCs w:val="15"/>
               </w:rPr>
-              <w:t xml:space="preserve">Item</w:t>
-            </w:r>
-          </w:p>
-        </w:tc>
-        <w:tc>
-          <w:tcPr>
-            <w:tcW w:type="pct" w:w="2600"/>
+              <w:t xml:space="preserve">Statement from the case</w:t>
+            </w:r>
+          </w:p>
+        </w:tc>
+        <w:tc>
+          <w:tcPr>
+            <w:tcW w:type="pct" w:w="2400"/>
             <w:shd w:fill="353A7C" w:val="clear"/>
             <w:tcMar>
               <w:top w:type="dxa" w:w="50"/>
@@ -12292,7 +10990,7 @@
                 <w:sz w:val="15"/>
                 <w:szCs w:val="15"/>
               </w:rPr>
-              <w:t xml:space="preserve">Answer</w:t>
+              <w:t xml:space="preserve">Category</w:t>
             </w:r>
           </w:p>
         </w:tc>
@@ -12300,7 +10998,7 @@
       <w:tr>
         <w:tc>
           <w:tcPr>
-            <w:tcW w:type="pct" w:w="2400"/>
+            <w:tcW w:type="pct" w:w="2600"/>
             <w:tcMar>
               <w:top w:type="dxa" w:w="50"/>
               <w:left w:type="dxa" w:w="110"/>
@@ -12317,13 +11015,13 @@
                 <w:sz w:val="15"/>
                 <w:szCs w:val="15"/>
               </w:rPr>
-              <w:t xml:space="preserve">Millions of order lines held over three years</w:t>
-            </w:r>
-          </w:p>
-        </w:tc>
-        <w:tc>
-          <w:tcPr>
-            <w:tcW w:type="pct" w:w="2600"/>
+              <w:t xml:space="preserve">240,000</w:t>
+            </w:r>
+          </w:p>
+        </w:tc>
+        <w:tc>
+          <w:tcPr>
+            <w:tcW w:type="pct" w:w="2400"/>
             <w:tcMar>
               <w:top w:type="dxa" w:w="50"/>
               <w:left w:type="dxa" w:w="110"/>
@@ -12340,7 +11038,7 @@
                 <w:sz w:val="15"/>
                 <w:szCs w:val="15"/>
               </w:rPr>
-              <w:t xml:space="preserve">Volume — it describes how much data there is</w:t>
+              <w:t xml:space="preserve">Data</w:t>
             </w:r>
           </w:p>
         </w:tc>
@@ -12348,7 +11046,7 @@
       <w:tr>
         <w:tc>
           <w:tcPr>
-            <w:tcW w:type="pct" w:w="2400"/>
+            <w:tcW w:type="pct" w:w="2600"/>
             <w:shd w:fill="FBFAF6" w:val="clear"/>
             <w:tcMar>
               <w:top w:type="dxa" w:w="50"/>
@@ -12366,13 +11064,13 @@
                 <w:sz w:val="15"/>
                 <w:szCs w:val="15"/>
               </w:rPr>
-              <w:t xml:space="preserve">Plant sensors reporting every few seconds</w:t>
-            </w:r>
-          </w:p>
-        </w:tc>
-        <w:tc>
-          <w:tcPr>
-            <w:tcW w:type="pct" w:w="2600"/>
+              <w:t xml:space="preserve">240,000 cases in the third quarter</w:t>
+            </w:r>
+          </w:p>
+        </w:tc>
+        <w:tc>
+          <w:tcPr>
+            <w:tcW w:type="pct" w:w="2400"/>
             <w:shd w:fill="FBFAF6" w:val="clear"/>
             <w:tcMar>
               <w:top w:type="dxa" w:w="50"/>
@@ -12390,7 +11088,7 @@
                 <w:sz w:val="15"/>
                 <w:szCs w:val="15"/>
               </w:rPr>
-              <w:t xml:space="preserve">Why: velocity describes how fast data arrives, and sensor data arrives far faster than monthly reporting</w:t>
+              <w:t xml:space="preserve">Information</w:t>
             </w:r>
           </w:p>
         </w:tc>
@@ -12398,7 +11096,7 @@
       <w:tr>
         <w:tc>
           <w:tcPr>
-            <w:tcW w:type="pct" w:w="2400"/>
+            <w:tcW w:type="pct" w:w="2600"/>
             <w:tcMar>
               <w:top w:type="dxa" w:w="50"/>
               <w:left w:type="dxa" w:w="110"/>
@@ -12415,13 +11113,14 @@
                 <w:sz w:val="15"/>
                 <w:szCs w:val="15"/>
               </w:rPr>
-              <w:t xml:space="preserve">Numbers, emails and photographs together</w:t>
-            </w:r>
-          </w:p>
-        </w:tc>
-        <w:tc>
-          <w:tcPr>
-            <w:tcW w:type="pct" w:w="2600"/>
+              <w:t xml:space="preserve">The third quarter is the peak every year</w:t>
+            </w:r>
+          </w:p>
+        </w:tc>
+        <w:tc>
+          <w:tcPr>
+            <w:tcW w:type="pct" w:w="2400"/>
+            <w:shd w:fill="FFFFFF" w:val="clear"/>
             <w:tcMar>
               <w:top w:type="dxa" w:w="50"/>
               <w:left w:type="dxa" w:w="110"/>
@@ -12431,14 +11130,17 @@
           </w:tcPr>
           <w:p>
             <w:pPr>
-              <w:spacing w:before="28" w:after="28"/>
-            </w:pPr>
-            <w:r>
-              <w:rPr>
-                <w:sz w:val="15"/>
-                <w:szCs w:val="15"/>
-              </w:rPr>
-              <w:t xml:space="preserve">Variety — it describes how many different kinds of data are involved</w:t>
+              <w:spacing w:before="46" w:after="46"/>
+            </w:pPr>
+            <w:r>
+              <w:rPr>
+                <w:b/>
+                <w:bCs/>
+                <w:color w:val="8186EF"/>
+                <w:sz w:val="14"/>
+                <w:szCs w:val="14"/>
+              </w:rPr>
+              <w:t xml:space="preserve">(29)</w:t>
             </w:r>
           </w:p>
         </w:tc>
@@ -12446,7 +11148,7 @@
       <w:tr>
         <w:tc>
           <w:tcPr>
-            <w:tcW w:type="pct" w:w="2400"/>
+            <w:tcW w:type="pct" w:w="2600"/>
             <w:shd w:fill="FBFAF6" w:val="clear"/>
             <w:tcMar>
               <w:top w:type="dxa" w:w="50"/>
@@ -12464,13 +11166,13 @@
                 <w:sz w:val="15"/>
                 <w:szCs w:val="15"/>
               </w:rPr>
-              <w:t xml:space="preserve">Three spellings of one distributor</w:t>
-            </w:r>
-          </w:p>
-        </w:tc>
-        <w:tc>
-          <w:tcPr>
-            <w:tcW w:type="pct" w:w="2600"/>
+              <w:t xml:space="preserve">The peak follows temperature rather than the promotion calendar</w:t>
+            </w:r>
+          </w:p>
+        </w:tc>
+        <w:tc>
+          <w:tcPr>
+            <w:tcW w:type="pct" w:w="2400"/>
             <w:shd w:fill="FFFFFF" w:val="clear"/>
             <w:tcMar>
               <w:top w:type="dxa" w:w="50"/>
@@ -12553,389 +11255,7 @@
                 <w:sz w:val="16"/>
                 <w:szCs w:val="16"/>
               </w:rPr>
-              <w:t xml:space="preserve">Veracity — it describes how far the data can be trusted   ·   Variety — it describes how many different kinds of data are involved</w:t>
-            </w:r>
-          </w:p>
-        </w:tc>
-      </w:tr>
-    </w:tbl>
-    <w:p/>
-    <w:p>
-      <w:pPr>
-        <w:pageBreakBefore w:val="true"/>
-        <w:spacing w:after="0"/>
-      </w:pPr>
-      <w:r>
-        <w:rPr>
-          <w:sz w:val="2"/>
-        </w:rPr>
-        <w:t xml:space="preserve"> </w:t>
-      </w:r>
-    </w:p>
-    <w:tbl>
-      <w:tblPr>
-        <w:tblW w:type="pct" w:w="100%"/>
-        <w:tblLayout w:type="fixed"/>
-        <w:tblBorders>
-          <w:top w:val="single" w:color="353A7C" w:sz="6"/>
-          <w:left w:val="single" w:color="353A7C" w:sz="6"/>
-          <w:bottom w:val="single" w:color="353A7C" w:sz="6"/>
-          <w:right w:val="single" w:color="353A7C" w:sz="6"/>
-          <w:insideH w:val="single" w:color="353A7C" w:sz="6"/>
-          <w:insideV w:val="single" w:color="353A7C" w:sz="6"/>
-        </w:tblBorders>
-      </w:tblPr>
-      <w:tblGrid>
-        <w:gridCol w:w="4992"/>
-        <w:gridCol w:w="4608"/>
-      </w:tblGrid>
-      <w:tr>
-        <w:tc>
-          <w:tcPr>
-            <w:tcW w:type="pct" w:w="5000"/>
-            <w:gridSpan w:val="2"/>
-            <w:shd w:fill="353A7C" w:val="clear"/>
-            <w:tcMar>
-              <w:top w:type="dxa" w:w="60"/>
-              <w:left w:type="dxa" w:w="120"/>
-              <w:bottom w:type="dxa" w:w="60"/>
-              <w:right w:type="dxa" w:w="120"/>
-            </w:tcMar>
-          </w:tcPr>
-          <w:p>
-            <w:pPr>
-              <w:spacing w:before="40" w:after="40"/>
-            </w:pPr>
-            <w:r>
-              <w:rPr>
-                <w:b/>
-                <w:bCs/>
-                <w:color w:val="FFFFFF"/>
-                <w:sz w:val="17"/>
-                <w:szCs w:val="17"/>
-              </w:rPr>
-              <w:t xml:space="preserve">Statement from the case — Category</w:t>
-            </w:r>
-          </w:p>
-        </w:tc>
-      </w:tr>
-      <w:tr>
-        <w:tc>
-          <w:tcPr>
-            <w:tcW w:type="pct" w:w="2600"/>
-            <w:shd w:fill="353A7C" w:val="clear"/>
-            <w:tcMar>
-              <w:top w:type="dxa" w:w="50"/>
-              <w:left w:type="dxa" w:w="110"/>
-              <w:bottom w:type="dxa" w:w="50"/>
-              <w:right w:type="dxa" w:w="110"/>
-            </w:tcMar>
-          </w:tcPr>
-          <w:p>
-            <w:pPr>
-              <w:spacing w:before="30" w:after="30"/>
-            </w:pPr>
-            <w:r>
-              <w:rPr>
-                <w:b/>
-                <w:bCs/>
-                <w:color w:val="FFFFFF"/>
-                <w:sz w:val="15"/>
-                <w:szCs w:val="15"/>
-              </w:rPr>
-              <w:t xml:space="preserve">Statement from the case</w:t>
-            </w:r>
-          </w:p>
-        </w:tc>
-        <w:tc>
-          <w:tcPr>
-            <w:tcW w:type="pct" w:w="2400"/>
-            <w:shd w:fill="353A7C" w:val="clear"/>
-            <w:tcMar>
-              <w:top w:type="dxa" w:w="50"/>
-              <w:left w:type="dxa" w:w="110"/>
-              <w:bottom w:type="dxa" w:w="50"/>
-              <w:right w:type="dxa" w:w="110"/>
-            </w:tcMar>
-          </w:tcPr>
-          <w:p>
-            <w:pPr>
-              <w:spacing w:before="30" w:after="30"/>
-            </w:pPr>
-            <w:r>
-              <w:rPr>
-                <w:b/>
-                <w:bCs/>
-                <w:color w:val="FFFFFF"/>
-                <w:sz w:val="15"/>
-                <w:szCs w:val="15"/>
-              </w:rPr>
-              <w:t xml:space="preserve">Category</w:t>
-            </w:r>
-          </w:p>
-        </w:tc>
-      </w:tr>
-      <w:tr>
-        <w:tc>
-          <w:tcPr>
-            <w:tcW w:type="pct" w:w="2600"/>
-            <w:tcMar>
-              <w:top w:type="dxa" w:w="50"/>
-              <w:left w:type="dxa" w:w="110"/>
-              <w:bottom w:type="dxa" w:w="50"/>
-              <w:right w:type="dxa" w:w="110"/>
-            </w:tcMar>
-          </w:tcPr>
-          <w:p>
-            <w:pPr>
-              <w:spacing w:before="28" w:after="28"/>
-            </w:pPr>
-            <w:r>
-              <w:rPr>
-                <w:sz w:val="15"/>
-                <w:szCs w:val="15"/>
-              </w:rPr>
-              <w:t xml:space="preserve">240,000</w:t>
-            </w:r>
-          </w:p>
-        </w:tc>
-        <w:tc>
-          <w:tcPr>
-            <w:tcW w:type="pct" w:w="2400"/>
-            <w:shd w:fill="FFFFFF" w:val="clear"/>
-            <w:tcMar>
-              <w:top w:type="dxa" w:w="50"/>
-              <w:left w:type="dxa" w:w="110"/>
-              <w:bottom w:type="dxa" w:w="50"/>
-              <w:right w:type="dxa" w:w="110"/>
-            </w:tcMar>
-          </w:tcPr>
-          <w:p>
-            <w:pPr>
-              <w:spacing w:before="46" w:after="46"/>
-            </w:pPr>
-            <w:r>
-              <w:rPr>
-                <w:b/>
-                <w:bCs/>
-                <w:color w:val="8186EF"/>
-                <w:sz w:val="14"/>
-                <w:szCs w:val="14"/>
-              </w:rPr>
-              <w:t xml:space="preserve">(31)</w:t>
-            </w:r>
-          </w:p>
-        </w:tc>
-      </w:tr>
-      <w:tr>
-        <w:tc>
-          <w:tcPr>
-            <w:tcW w:type="pct" w:w="2600"/>
-            <w:shd w:fill="FBFAF6" w:val="clear"/>
-            <w:tcMar>
-              <w:top w:type="dxa" w:w="50"/>
-              <w:left w:type="dxa" w:w="110"/>
-              <w:bottom w:type="dxa" w:w="50"/>
-              <w:right w:type="dxa" w:w="110"/>
-            </w:tcMar>
-          </w:tcPr>
-          <w:p>
-            <w:pPr>
-              <w:spacing w:before="28" w:after="28"/>
-            </w:pPr>
-            <w:r>
-              <w:rPr>
-                <w:sz w:val="15"/>
-                <w:szCs w:val="15"/>
-              </w:rPr>
-              <w:t xml:space="preserve">240,000 cases in the third quarter</w:t>
-            </w:r>
-          </w:p>
-        </w:tc>
-        <w:tc>
-          <w:tcPr>
-            <w:tcW w:type="pct" w:w="2400"/>
-            <w:shd w:fill="FFFFFF" w:val="clear"/>
-            <w:tcMar>
-              <w:top w:type="dxa" w:w="50"/>
-              <w:left w:type="dxa" w:w="110"/>
-              <w:bottom w:type="dxa" w:w="50"/>
-              <w:right w:type="dxa" w:w="110"/>
-            </w:tcMar>
-          </w:tcPr>
-          <w:p>
-            <w:pPr>
-              <w:spacing w:before="46" w:after="46"/>
-            </w:pPr>
-            <w:r>
-              <w:rPr>
-                <w:b/>
-                <w:bCs/>
-                <w:color w:val="8186EF"/>
-                <w:sz w:val="14"/>
-                <w:szCs w:val="14"/>
-              </w:rPr>
-              <w:t xml:space="preserve">(32)</w:t>
-            </w:r>
-          </w:p>
-        </w:tc>
-      </w:tr>
-      <w:tr>
-        <w:tc>
-          <w:tcPr>
-            <w:tcW w:type="pct" w:w="2600"/>
-            <w:tcMar>
-              <w:top w:type="dxa" w:w="50"/>
-              <w:left w:type="dxa" w:w="110"/>
-              <w:bottom w:type="dxa" w:w="50"/>
-              <w:right w:type="dxa" w:w="110"/>
-            </w:tcMar>
-          </w:tcPr>
-          <w:p>
-            <w:pPr>
-              <w:spacing w:before="28" w:after="28"/>
-            </w:pPr>
-            <w:r>
-              <w:rPr>
-                <w:sz w:val="15"/>
-                <w:szCs w:val="15"/>
-              </w:rPr>
-              <w:t xml:space="preserve">The third quarter is the peak every year</w:t>
-            </w:r>
-          </w:p>
-        </w:tc>
-        <w:tc>
-          <w:tcPr>
-            <w:tcW w:type="pct" w:w="2400"/>
-            <w:tcMar>
-              <w:top w:type="dxa" w:w="50"/>
-              <w:left w:type="dxa" w:w="110"/>
-              <w:bottom w:type="dxa" w:w="50"/>
-              <w:right w:type="dxa" w:w="110"/>
-            </w:tcMar>
-          </w:tcPr>
-          <w:p>
-            <w:pPr>
-              <w:spacing w:before="28" w:after="28"/>
-            </w:pPr>
-            <w:r>
-              <w:rPr>
-                <w:sz w:val="15"/>
-                <w:szCs w:val="15"/>
-              </w:rPr>
-              <w:t xml:space="preserve">Knowledge</w:t>
-            </w:r>
-          </w:p>
-        </w:tc>
-      </w:tr>
-      <w:tr>
-        <w:tc>
-          <w:tcPr>
-            <w:tcW w:type="pct" w:w="2600"/>
-            <w:shd w:fill="FBFAF6" w:val="clear"/>
-            <w:tcMar>
-              <w:top w:type="dxa" w:w="50"/>
-              <w:left w:type="dxa" w:w="110"/>
-              <w:bottom w:type="dxa" w:w="50"/>
-              <w:right w:type="dxa" w:w="110"/>
-            </w:tcMar>
-          </w:tcPr>
-          <w:p>
-            <w:pPr>
-              <w:spacing w:before="28" w:after="28"/>
-            </w:pPr>
-            <w:r>
-              <w:rPr>
-                <w:sz w:val="15"/>
-                <w:szCs w:val="15"/>
-              </w:rPr>
-              <w:t xml:space="preserve">The peak follows temperature rather than the promotion calendar</w:t>
-            </w:r>
-          </w:p>
-        </w:tc>
-        <w:tc>
-          <w:tcPr>
-            <w:tcW w:type="pct" w:w="2400"/>
-            <w:shd w:fill="FBFAF6" w:val="clear"/>
-            <w:tcMar>
-              <w:top w:type="dxa" w:w="50"/>
-              <w:left w:type="dxa" w:w="110"/>
-              <w:bottom w:type="dxa" w:w="50"/>
-              <w:right w:type="dxa" w:w="110"/>
-            </w:tcMar>
-          </w:tcPr>
-          <w:p>
-            <w:pPr>
-              <w:spacing w:before="28" w:after="28"/>
-            </w:pPr>
-            <w:r>
-              <w:rPr>
-                <w:sz w:val="15"/>
-                <w:szCs w:val="15"/>
-              </w:rPr>
-              <w:t xml:space="preserve">Insight</w:t>
-            </w:r>
-          </w:p>
-        </w:tc>
-      </w:tr>
-    </w:tbl>
-    <w:p/>
-    <w:tbl>
-      <w:tblPr>
-        <w:tblW w:type="pct" w:w="100%"/>
-        <w:tblLayout w:type="fixed"/>
-        <w:tblBorders>
-          <w:top w:val="single" w:color="FBFAF6" w:sz="4"/>
-          <w:left w:val="single" w:color="FBFAF6" w:sz="4"/>
-          <w:bottom w:val="single" w:color="FBFAF6" w:sz="4"/>
-          <w:right w:val="single" w:color="FBFAF6" w:sz="4"/>
-          <w:insideH w:val="single" w:color="FBFAF6" w:sz="4"/>
-          <w:insideV w:val="single" w:color="FBFAF6" w:sz="4"/>
-        </w:tblBorders>
-      </w:tblPr>
-      <w:tblGrid>
-        <w:gridCol w:w="9600"/>
-      </w:tblGrid>
-      <w:tr>
-        <w:tc>
-          <w:tcPr>
-            <w:tcW w:type="pct" w:w="5000"/>
-            <w:shd w:fill="FBFAF6" w:val="clear"/>
-            <w:tcMar>
-              <w:top w:type="dxa" w:w="40"/>
-              <w:left w:type="dxa" w:w="100"/>
-              <w:bottom w:type="dxa" w:w="40"/>
-              <w:right w:type="dxa" w:w="100"/>
-            </w:tcMar>
-          </w:tcPr>
-          <w:p>
-            <w:pPr>
-              <w:spacing w:before="18" w:after="6"/>
-            </w:pPr>
-            <w:r>
-              <w:rPr>
-                <w:b/>
-                <w:bCs/>
-                <w:color w:val="6B7280"/>
-                <w:sz w:val="14"/>
-                <w:szCs w:val="14"/>
-              </w:rPr>
-              <w:t xml:space="preserve">word list</w:t>
-            </w:r>
-          </w:p>
-          <w:p>
-            <w:pPr>
-              <w:spacing w:before="0" w:after="18"/>
-            </w:pPr>
-            <w:r>
-              <w:rPr>
-                <w:b/>
-                <w:bCs/>
-                <w:color w:val="353A7C"/>
-                <w:sz w:val="16"/>
-                <w:szCs w:val="16"/>
-              </w:rPr>
-              <w:t xml:space="preserve">Knowledge   ·   Information   ·   Data</w:t>
+              <w:t xml:space="preserve">Why   ·   Knowledge   ·   Insight</w:t>
             </w:r>
           </w:p>
         </w:tc>
@@ -13065,7 +11385,7 @@
                 <w:sz w:val="16"/>
                 <w:szCs w:val="16"/>
               </w:rPr>
-              <w:t xml:space="preserve">17  </w:t>
+              <w:t xml:space="preserve">16  </w:t>
             </w:r>
             <w:r>
               <w:rPr>
@@ -13133,7 +11453,7 @@
                 <w:sz w:val="16"/>
                 <w:szCs w:val="16"/>
               </w:rPr>
-              <w:t xml:space="preserve">18  </w:t>
+              <w:t xml:space="preserve">17  </w:t>
             </w:r>
             <w:r>
               <w:rPr>
@@ -13201,7 +11521,7 @@
                 <w:sz w:val="16"/>
                 <w:szCs w:val="16"/>
               </w:rPr>
-              <w:t xml:space="preserve">19  </w:t>
+              <w:t xml:space="preserve">18  </w:t>
             </w:r>
             <w:r>
               <w:rPr>
@@ -13269,7 +11589,7 @@
                 <w:sz w:val="16"/>
                 <w:szCs w:val="16"/>
               </w:rPr>
-              <w:t xml:space="preserve">20  </w:t>
+              <w:t xml:space="preserve">19  </w:t>
             </w:r>
             <w:r>
               <w:rPr>
@@ -13337,14 +11657,14 @@
                 <w:sz w:val="16"/>
                 <w:szCs w:val="16"/>
               </w:rPr>
-              <w:t xml:space="preserve">21  </w:t>
-            </w:r>
-            <w:r>
-              <w:rPr>
-                <w:sz w:val="16"/>
-                <w:szCs w:val="16"/>
-              </w:rPr>
-              <w:t xml:space="preserve">Millions of order lines held over three years</w:t>
+              <w:t xml:space="preserve">20  </w:t>
+            </w:r>
+            <w:r>
+              <w:rPr>
+                <w:sz w:val="16"/>
+                <w:szCs w:val="16"/>
+              </w:rPr>
+              <w:t xml:space="preserve">software</w:t>
             </w:r>
           </w:p>
         </w:tc>
@@ -13405,14 +11725,14 @@
                 <w:sz w:val="16"/>
                 <w:szCs w:val="16"/>
               </w:rPr>
-              <w:t xml:space="preserve">22  </w:t>
-            </w:r>
-            <w:r>
-              <w:rPr>
-                <w:sz w:val="16"/>
-                <w:szCs w:val="16"/>
-              </w:rPr>
-              <w:t xml:space="preserve">Numbers, emails and photographs together</w:t>
+              <w:t xml:space="preserve">21  </w:t>
+            </w:r>
+            <w:r>
+              <w:rPr>
+                <w:sz w:val="16"/>
+                <w:szCs w:val="16"/>
+              </w:rPr>
+              <w:t xml:space="preserve">It describes how much data there is</w:t>
             </w:r>
           </w:p>
         </w:tc>
@@ -13473,14 +11793,14 @@
                 <w:sz w:val="16"/>
                 <w:szCs w:val="16"/>
               </w:rPr>
-              <w:t xml:space="preserve">23  </w:t>
-            </w:r>
-            <w:r>
-              <w:rPr>
-                <w:sz w:val="16"/>
-                <w:szCs w:val="16"/>
-              </w:rPr>
-              <w:t xml:space="preserve">information</w:t>
+              <w:t xml:space="preserve">22  </w:t>
+            </w:r>
+            <w:r>
+              <w:rPr>
+                <w:sz w:val="16"/>
+                <w:szCs w:val="16"/>
+              </w:rPr>
+              <w:t xml:space="preserve">Variety</w:t>
             </w:r>
           </w:p>
         </w:tc>
@@ -13515,7 +11835,7 @@
                 <w:sz w:val="16"/>
                 <w:szCs w:val="16"/>
               </w:rPr>
-              <w:t xml:space="preserve">information</w:t>
+              <w:t xml:space="preserve">becomes</w:t>
             </w:r>
           </w:p>
         </w:tc>
@@ -13541,14 +11861,14 @@
                 <w:sz w:val="16"/>
                 <w:szCs w:val="16"/>
               </w:rPr>
-              <w:t xml:space="preserve">24  </w:t>
-            </w:r>
-            <w:r>
-              <w:rPr>
-                <w:sz w:val="16"/>
-                <w:szCs w:val="16"/>
-              </w:rPr>
-              <w:t xml:space="preserve">explanation</w:t>
+              <w:t xml:space="preserve">23  </w:t>
+            </w:r>
+            <w:r>
+              <w:rPr>
+                <w:sz w:val="16"/>
+                <w:szCs w:val="16"/>
+              </w:rPr>
+              <w:t xml:space="preserve">Veracity</w:t>
             </w:r>
           </w:p>
         </w:tc>
@@ -13609,7 +11929,7 @@
                 <w:sz w:val="16"/>
                 <w:szCs w:val="16"/>
               </w:rPr>
-              <w:t xml:space="preserve">25  </w:t>
+              <w:t xml:space="preserve">24  </w:t>
             </w:r>
             <w:r>
               <w:rPr>
@@ -13677,7 +11997,7 @@
                 <w:sz w:val="16"/>
                 <w:szCs w:val="16"/>
               </w:rPr>
-              <w:t xml:space="preserve">26  </w:t>
+              <w:t xml:space="preserve">25  </w:t>
             </w:r>
             <w:r>
               <w:rPr>
@@ -13745,14 +12065,14 @@
                 <w:sz w:val="16"/>
                 <w:szCs w:val="16"/>
               </w:rPr>
-              <w:t xml:space="preserve">27  </w:t>
-            </w:r>
-            <w:r>
-              <w:rPr>
-                <w:sz w:val="16"/>
-                <w:szCs w:val="16"/>
-              </w:rPr>
-              <w:t xml:space="preserve">statement</w:t>
+              <w:t xml:space="preserve">26  </w:t>
+            </w:r>
+            <w:r>
+              <w:rPr>
+                <w:sz w:val="16"/>
+                <w:szCs w:val="16"/>
+              </w:rPr>
+              <w:t xml:space="preserve">instead</w:t>
             </w:r>
           </w:p>
         </w:tc>
@@ -13813,14 +12133,14 @@
                 <w:sz w:val="16"/>
                 <w:szCs w:val="16"/>
               </w:rPr>
-              <w:t xml:space="preserve">28  </w:t>
-            </w:r>
-            <w:r>
-              <w:rPr>
-                <w:sz w:val="16"/>
-                <w:szCs w:val="16"/>
-              </w:rPr>
-              <w:t xml:space="preserve">explanation</w:t>
+              <w:t xml:space="preserve">27  </w:t>
+            </w:r>
+            <w:r>
+              <w:rPr>
+                <w:sz w:val="16"/>
+                <w:szCs w:val="16"/>
+              </w:rPr>
+              <w:t xml:space="preserve">question</w:t>
             </w:r>
           </w:p>
         </w:tc>
@@ -13855,7 +12175,7 @@
                 <w:sz w:val="16"/>
                 <w:szCs w:val="16"/>
               </w:rPr>
-              <w:t xml:space="preserve">decision</w:t>
+              <w:t xml:space="preserve">scheduled</w:t>
             </w:r>
           </w:p>
         </w:tc>
@@ -13881,14 +12201,14 @@
                 <w:sz w:val="16"/>
                 <w:szCs w:val="16"/>
               </w:rPr>
-              <w:t xml:space="preserve">29  </w:t>
-            </w:r>
-            <w:r>
-              <w:rPr>
-                <w:sz w:val="16"/>
-                <w:szCs w:val="16"/>
-              </w:rPr>
-              <w:t xml:space="preserve">insight</w:t>
+              <w:t xml:space="preserve">28  </w:t>
+            </w:r>
+            <w:r>
+              <w:rPr>
+                <w:sz w:val="16"/>
+                <w:szCs w:val="16"/>
+              </w:rPr>
+              <w:t xml:space="preserve">commonest</w:t>
             </w:r>
           </w:p>
         </w:tc>
@@ -13923,7 +12243,7 @@
                 <w:sz w:val="16"/>
                 <w:szCs w:val="16"/>
               </w:rPr>
-              <w:t xml:space="preserve">scheduled</w:t>
+              <w:t xml:space="preserve">spending</w:t>
             </w:r>
           </w:p>
         </w:tc>
@@ -13949,14 +12269,14 @@
                 <w:sz w:val="16"/>
                 <w:szCs w:val="16"/>
               </w:rPr>
-              <w:t xml:space="preserve">30  </w:t>
-            </w:r>
-            <w:r>
-              <w:rPr>
-                <w:sz w:val="16"/>
-                <w:szCs w:val="16"/>
-              </w:rPr>
-              <w:t xml:space="preserve">Veracity — it describes how far the data can be trusted</w:t>
+              <w:t xml:space="preserve">29  </w:t>
+            </w:r>
+            <w:r>
+              <w:rPr>
+                <w:sz w:val="16"/>
+                <w:szCs w:val="16"/>
+              </w:rPr>
+              <w:t xml:space="preserve">Knowledge</w:t>
             </w:r>
           </w:p>
         </w:tc>
@@ -13991,7 +12311,7 @@
                 <w:sz w:val="16"/>
                 <w:szCs w:val="16"/>
               </w:rPr>
-              <w:t xml:space="preserve">temperature</w:t>
+              <w:t xml:space="preserve">Everything</w:t>
             </w:r>
           </w:p>
         </w:tc>
@@ -14017,82 +12337,14 @@
                 <w:sz w:val="16"/>
                 <w:szCs w:val="16"/>
               </w:rPr>
-              <w:t xml:space="preserve">31  </w:t>
-            </w:r>
-            <w:r>
-              <w:rPr>
-                <w:sz w:val="16"/>
-                <w:szCs w:val="16"/>
-              </w:rPr>
-              <w:t xml:space="preserve">Data</w:t>
-            </w:r>
-          </w:p>
-        </w:tc>
-      </w:tr>
-      <w:tr>
-        <w:tc>
-          <w:tcPr>
-            <w:tcW w:type="pct" w:w="2500"/>
-            <w:tcMar>
-              <w:top w:type="dxa" w:w="20"/>
-              <w:left w:type="dxa" w:w="80"/>
-              <w:bottom w:type="dxa" w:w="20"/>
-              <w:right w:type="dxa" w:w="80"/>
-            </w:tcMar>
-          </w:tcPr>
-          <w:p>
-            <w:pPr>
-              <w:spacing w:before="12" w:after="12"/>
-            </w:pPr>
-            <w:r>
-              <w:rPr>
-                <w:b/>
-                <w:bCs/>
-                <w:color w:val="8186EF"/>
-                <w:sz w:val="16"/>
-                <w:szCs w:val="16"/>
-              </w:rPr>
-              <w:t xml:space="preserve">16  </w:t>
-            </w:r>
-            <w:r>
-              <w:rPr>
-                <w:sz w:val="16"/>
-                <w:szCs w:val="16"/>
-              </w:rPr>
-              <w:t xml:space="preserve">Everything</w:t>
-            </w:r>
-          </w:p>
-        </w:tc>
-        <w:tc>
-          <w:tcPr>
-            <w:tcW w:type="pct" w:w="2500"/>
-            <w:tcMar>
-              <w:top w:type="dxa" w:w="20"/>
-              <w:left w:type="dxa" w:w="80"/>
-              <w:bottom w:type="dxa" w:w="20"/>
-              <w:right w:type="dxa" w:w="80"/>
-            </w:tcMar>
-          </w:tcPr>
-          <w:p>
-            <w:pPr>
-              <w:spacing w:before="12" w:after="12"/>
-            </w:pPr>
-            <w:r>
-              <w:rPr>
-                <w:b/>
-                <w:bCs/>
-                <w:color w:val="8186EF"/>
-                <w:sz w:val="16"/>
-                <w:szCs w:val="16"/>
-              </w:rPr>
-              <w:t xml:space="preserve">32  </w:t>
-            </w:r>
-            <w:r>
-              <w:rPr>
-                <w:sz w:val="16"/>
-                <w:szCs w:val="16"/>
-              </w:rPr>
-              <w:t xml:space="preserve">Information</w:t>
+              <w:t xml:space="preserve">30  </w:t>
+            </w:r>
+            <w:r>
+              <w:rPr>
+                <w:sz w:val="16"/>
+                <w:szCs w:val="16"/>
+              </w:rPr>
+              <w:t xml:space="preserve">Insight</w:t>
             </w:r>
           </w:p>
         </w:tc>
@@ -14673,7 +12925,7 @@
               <w:sz w:val="16"/>
               <w:szCs w:val="16"/>
             </w:rPr>
-            <w:t xml:space="preserve"> of 3</w:t>
+            <w:t xml:space="preserve"> of 2</w:t>
           </w:r>
         </w:p>
       </w:tc>
@@ -14946,7 +13198,7 @@
               <w:sz w:val="16"/>
               <w:szCs w:val="16"/>
             </w:rPr>
-            <w:t xml:space="preserve"> of 2</w:t>
+            <w:t xml:space="preserve"> of 1</w:t>
           </w:r>
         </w:p>
       </w:tc>
@@ -15492,7 +13744,7 @@
               <w:sz w:val="16"/>
               <w:szCs w:val="16"/>
             </w:rPr>
-            <w:t xml:space="preserve"> of 2</w:t>
+            <w:t xml:space="preserve"> of 1</w:t>
           </w:r>
         </w:p>
       </w:tc>
